--- a/swh/docx/006.content.docx
+++ b/swh/docx/006.content.docx
@@ -150,26 +150,6 @@
           <w:lang w:val="sw_KE" w:bidi="sw_KE"/>
         </w:rPr>
         <w:t>D</w:t>
-      </w:r>
-      <w:r>
-        <w:rPr>
-          <w:lang w:val="sw_KE" w:bidi="sw_KE"/>
-        </w:rPr>
-      </w:r>
-    </w:p>
-    <w:p>
-      <w:pPr/>
-      <w:r>
-        <w:rPr>
-          <w:lang w:val="sw_KE" w:bidi="sw_KE"/>
-        </w:rPr>
-      </w:r>
-      <w:r>
-        <w:rPr>
-          <w:i/>
-          <w:lang w:val="sw_KE" w:bidi="sw_KE"/>
-        </w:rPr>
-        <w:t>Dhambi Inaingia Ulimwenguni, Dini ya Wakanaani</w:t>
       </w:r>
       <w:r>
         <w:rPr>

--- a/swh/docx/006.content.docx
+++ b/swh/docx/006.content.docx
@@ -19,7 +19,7 @@
         <w:rPr>
           <w:lang w:val="sw_KE" w:bidi="sw_KE"/>
         </w:rPr>
-        <w:t>Resource: Study Notes - Themes (Tyndale)</w:t>
+        <w:t>Resource: Tyndale Open Study Notes</w:t>
       </w:r>
       <w:r>
         <w:rPr>
@@ -112,7 +112,7 @@
         <w:rPr>
           <w:lang w:val="sw_KE" w:bidi="sw_KE"/>
         </w:rPr>
-        <w:t>Study Notes - Themes (Tyndale)</w:t>
+        <w:t>Tyndale Open Study Notes</w:t>
       </w:r>
     </w:p>
     <w:p>

--- a/swh/docx/006.content.docx
+++ b/swh/docx/006.content.docx
@@ -149,7 +149,7 @@
         <w:rPr>
           <w:lang w:val="sw_KE" w:bidi="sw_KE"/>
         </w:rPr>
-        <w:t>D</w:t>
+        <w:t>E</w:t>
       </w:r>
       <w:r>
         <w:rPr>
@@ -212,7 +212,7 @@
         <w:rPr>
           <w:lang w:val="sw_KE" w:bidi="sw_KE"/>
         </w:rPr>
-        <w:t>Dhambi Inaingia Ulimwenguni</w:t>
+        <w:t>Enzi ya Kale na enzi Mpya</w:t>
       </w:r>
       <w:r>
         <w:rPr>
@@ -227,6 +227,12 @@
           <w:lang w:val="sw_KE" w:bidi="sw_KE"/>
         </w:rPr>
       </w:r>
+      <w:r>
+        <w:rPr>
+          <w:lang w:val="sw_KE" w:bidi="sw_KE"/>
+        </w:rPr>
+        <w:t xml:space="preserve">Watu wa Kiyahudi katika wakati wa Paulo waliona tofauti wazi kati ya "wakati huu wa uovu" na "wakati wa utukufu ujao." Katika </w:t>
+      </w:r>
       <w:hyperlink r:id="rId13">
         <w:r>
           <w:rPr>
@@ -236,68 +242,14 @@
             <w:color w:val="0000EE"/>
             <w:u w:val="single"/>
           </w:rPr>
-          <w:t>Mwanzo 3</w:t>
+          <w:t>Warumi 5–8</w:t>
         </w:r>
       </w:hyperlink>
       <w:r>
         <w:rPr>
           <w:lang w:val="sw_KE" w:bidi="sw_KE"/>
         </w:rPr>
-        <w:t xml:space="preserve"> inaeleza jinsi wanadamu walivyopoteza hali yao ya kimaadili kwa kuasi dhidi ya Mungu. Kile ambacho Mungu aliita "chema sana" hakikuwa tena kikamilifu (</w:t>
-      </w:r>
-      <w:hyperlink r:id="rId14">
-        <w:r>
-          <w:rPr>
-            <w:lang w:val="sw_KE" w:bidi="sw_KE"/>
-          </w:rPr>
-          <w:rPr>
-            <w:color w:val="0000EE"/>
-            <w:u w:val="single"/>
-          </w:rPr>
-          <w:t>Mwanzo 1:31</w:t>
-        </w:r>
-      </w:hyperlink>
-      <w:r>
-        <w:rPr>
-          <w:lang w:val="sw_KE" w:bidi="sw_KE"/>
-        </w:rPr>
-        <w:t>). Mwanaume na mwanamke walikula tunda lililokuwa na ahadi ya maarifa ya mema na mabaya, wakiasi amri ya Mungu (</w:t>
-      </w:r>
-      <w:hyperlink r:id="rId15">
-        <w:r>
-          <w:rPr>
-            <w:lang w:val="sw_KE" w:bidi="sw_KE"/>
-          </w:rPr>
-          <w:rPr>
-            <w:color w:val="0000EE"/>
-            <w:u w:val="single"/>
-          </w:rPr>
-          <w:t>2:16–17</w:t>
-        </w:r>
-      </w:hyperlink>
-      <w:r>
-        <w:rPr>
-          <w:lang w:val="sw_KE" w:bidi="sw_KE"/>
-        </w:rPr>
-        <w:t xml:space="preserve">). Walijaribu kuwa kama Mungu (tazama </w:t>
-      </w:r>
-      <w:hyperlink r:id="rId16">
-        <w:r>
-          <w:rPr>
-            <w:lang w:val="sw_KE" w:bidi="sw_KE"/>
-          </w:rPr>
-          <w:rPr>
-            <w:color w:val="0000EE"/>
-            <w:u w:val="single"/>
-          </w:rPr>
-          <w:t>3:5</w:t>
-        </w:r>
-      </w:hyperlink>
-      <w:r>
-        <w:rPr>
-          <w:lang w:val="sw_KE" w:bidi="sw_KE"/>
-        </w:rPr>
-        <w:t>). Kwa kufanya hivyo, walijiondoa katika hali yao isiyo na dhambi. Walitenganishwa na Mungu, wao kwa wao, na uumbaji. Pia walikumbana na kifo.</w:t>
+        <w:t>, Paulo anatumia "enzi" hizi zinazopingana kuelezea uzoefu wetu wa wokovu.</w:t>
       </w:r>
     </w:p>
     <w:p>
@@ -311,7 +263,133 @@
         <w:rPr>
           <w:lang w:val="sw_KE" w:bidi="sw_KE"/>
         </w:rPr>
-        <w:t>Kwa hivyo, wanadamu wote ni "walianguka," ikimaanisha wanazaliwa katika dunia iliyoharibika ambayo husababisha mwelekeo wa dhambi (</w:t>
+        <w:t>Watawala wa enzi ya zamani ni:</w:t>
+      </w:r>
+    </w:p>
+    <w:p>
+      <w:pPr>
+        <w:pStyle w:val="ListBullet"/>
+        <w:spacing w:line="240" w:lineRule="auto"/>
+        <w:ind w:left="720"/>
+      </w:pPr>
+      <w:r>
+        <w:rPr>
+          <w:lang w:val="sw_KE" w:bidi="sw_KE"/>
+        </w:rPr>
+      </w:r>
+      <w:r>
+        <w:rPr>
+          <w:lang w:val="sw_KE" w:bidi="sw_KE"/>
+        </w:rPr>
+        <w:t>kifo (</w:t>
+      </w:r>
+      <w:hyperlink r:id="rId14">
+        <w:r>
+          <w:rPr>
+            <w:lang w:val="sw_KE" w:bidi="sw_KE"/>
+          </w:rPr>
+          <w:rPr>
+            <w:color w:val="0000EE"/>
+            <w:u w:val="single"/>
+          </w:rPr>
+          <w:t>Warumi 5:12–21</w:t>
+        </w:r>
+      </w:hyperlink>
+      <w:r>
+        <w:rPr>
+          <w:lang w:val="sw_KE" w:bidi="sw_KE"/>
+        </w:rPr>
+        <w:t>);</w:t>
+      </w:r>
+    </w:p>
+    <w:p>
+      <w:pPr>
+        <w:pStyle w:val="ListBullet"/>
+        <w:spacing w:line="240" w:lineRule="auto"/>
+        <w:ind w:left="720"/>
+      </w:pPr>
+      <w:r>
+        <w:rPr>
+          <w:lang w:val="sw_KE" w:bidi="sw_KE"/>
+        </w:rPr>
+      </w:r>
+      <w:r>
+        <w:rPr>
+          <w:lang w:val="sw_KE" w:bidi="sw_KE"/>
+        </w:rPr>
+        <w:t xml:space="preserve">dhambi (sura </w:t>
+      </w:r>
+      <w:hyperlink r:id="rId15">
+        <w:r>
+          <w:rPr>
+            <w:lang w:val="sw_KE" w:bidi="sw_KE"/>
+          </w:rPr>
+          <w:rPr>
+            <w:color w:val="0000EE"/>
+            <w:u w:val="single"/>
+          </w:rPr>
+          <w:t>6</w:t>
+        </w:r>
+      </w:hyperlink>
+      <w:r>
+        <w:rPr>
+          <w:lang w:val="sw_KE" w:bidi="sw_KE"/>
+        </w:rPr>
+        <w:t>);</w:t>
+      </w:r>
+    </w:p>
+    <w:p>
+      <w:pPr>
+        <w:pStyle w:val="ListBullet"/>
+        <w:spacing w:line="240" w:lineRule="auto"/>
+        <w:ind w:left="720"/>
+      </w:pPr>
+      <w:r>
+        <w:rPr>
+          <w:lang w:val="sw_KE" w:bidi="sw_KE"/>
+        </w:rPr>
+      </w:r>
+      <w:r>
+        <w:rPr>
+          <w:lang w:val="sw_KE" w:bidi="sw_KE"/>
+        </w:rPr>
+        <w:t xml:space="preserve">Sheria (Sura </w:t>
+      </w:r>
+      <w:hyperlink r:id="rId16">
+        <w:r>
+          <w:rPr>
+            <w:lang w:val="sw_KE" w:bidi="sw_KE"/>
+          </w:rPr>
+          <w:rPr>
+            <w:color w:val="0000EE"/>
+            <w:u w:val="single"/>
+          </w:rPr>
+          <w:t>7</w:t>
+        </w:r>
+      </w:hyperlink>
+      <w:r>
+        <w:rPr>
+          <w:lang w:val="sw_KE" w:bidi="sw_KE"/>
+        </w:rPr>
+        <w:t>); na</w:t>
+      </w:r>
+    </w:p>
+    <w:p>
+      <w:pPr>
+        <w:pStyle w:val="ListBullet"/>
+        <w:spacing w:line="240" w:lineRule="auto"/>
+        <w:ind w:left="720"/>
+      </w:pPr>
+      <w:r>
+        <w:rPr>
+          <w:lang w:val="sw_KE" w:bidi="sw_KE"/>
+        </w:rPr>
+      </w:r>
+      <w:r>
+        <w:rPr>
+          <w:lang w:val="sw_KE" w:bidi="sw_KE"/>
+        </w:rPr>
+        <w:t xml:space="preserve">mwenye dhambi wa asili ("mwili" katika </w:t>
       </w:r>
       <w:hyperlink r:id="rId17">
         <w:r>
@@ -322,151 +400,7 @@
             <w:color w:val="0000EE"/>
             <w:u w:val="single"/>
           </w:rPr>
-          <w:t>Mwanzo 8:21</w:t>
-        </w:r>
-      </w:hyperlink>
-      <w:r>
-        <w:rPr>
-          <w:lang w:val="sw_KE" w:bidi="sw_KE"/>
-        </w:rPr>
-        <w:t xml:space="preserve">; </w:t>
-      </w:r>
-      <w:hyperlink r:id="rId18">
-        <w:r>
-          <w:rPr>
-            <w:lang w:val="sw_KE" w:bidi="sw_KE"/>
-          </w:rPr>
-          <w:rPr>
-            <w:color w:val="0000EE"/>
-            <w:u w:val="single"/>
-          </w:rPr>
-          <w:t>Ayubu 4:17–21</w:t>
-        </w:r>
-      </w:hyperlink>
-      <w:r>
-        <w:rPr>
-          <w:lang w:val="sw_KE" w:bidi="sw_KE"/>
-        </w:rPr>
-        <w:t xml:space="preserve">; </w:t>
-      </w:r>
-      <w:hyperlink r:id="rId19">
-        <w:r>
-          <w:rPr>
-            <w:lang w:val="sw_KE" w:bidi="sw_KE"/>
-          </w:rPr>
-          <w:rPr>
-            <w:color w:val="0000EE"/>
-            <w:u w:val="single"/>
-          </w:rPr>
-          <w:t>Zaburi 51:5</w:t>
-        </w:r>
-      </w:hyperlink>
-      <w:r>
-        <w:rPr>
-          <w:lang w:val="sw_KE" w:bidi="sw_KE"/>
-        </w:rPr>
-        <w:t xml:space="preserve">; </w:t>
-      </w:r>
-      <w:hyperlink r:id="rId20">
-        <w:r>
-          <w:rPr>
-            <w:lang w:val="sw_KE" w:bidi="sw_KE"/>
-          </w:rPr>
-          <w:rPr>
-            <w:color w:val="0000EE"/>
-            <w:u w:val="single"/>
-          </w:rPr>
-          <w:t>103:10</w:t>
-        </w:r>
-      </w:hyperlink>
-      <w:r>
-        <w:rPr>
-          <w:lang w:val="sw_KE" w:bidi="sw_KE"/>
-        </w:rPr>
-        <w:t xml:space="preserve">; </w:t>
-      </w:r>
-      <w:hyperlink r:id="rId21">
-        <w:r>
-          <w:rPr>
-            <w:lang w:val="sw_KE" w:bidi="sw_KE"/>
-          </w:rPr>
-          <w:rPr>
-            <w:color w:val="0000EE"/>
-            <w:u w:val="single"/>
-          </w:rPr>
-          <w:t>143:2</w:t>
-        </w:r>
-      </w:hyperlink>
-      <w:r>
-        <w:rPr>
-          <w:lang w:val="sw_KE" w:bidi="sw_KE"/>
-        </w:rPr>
-        <w:t xml:space="preserve">; </w:t>
-      </w:r>
-      <w:hyperlink r:id="rId22">
-        <w:r>
-          <w:rPr>
-            <w:lang w:val="sw_KE" w:bidi="sw_KE"/>
-          </w:rPr>
-          <w:rPr>
-            <w:color w:val="0000EE"/>
-            <w:u w:val="single"/>
-          </w:rPr>
-          <w:t>Mithali 20:9</w:t>
-        </w:r>
-      </w:hyperlink>
-      <w:r>
-        <w:rPr>
-          <w:lang w:val="sw_KE" w:bidi="sw_KE"/>
-        </w:rPr>
-        <w:t>). Wanadamu wote pia sasa wanakumbana na kifo. Wakati mwanaume wa kwanza na mwanamke walipomwasi Mungu kwa kula tunda, walipoteza hali yao ya kutokuwa na hatia. Wazao wao na jamii nzima ya wanadamu sasa wanarithi dunia iliyolaaniwa (</w:t>
-      </w:r>
-      <w:hyperlink r:id="rId23">
-        <w:r>
-          <w:rPr>
-            <w:lang w:val="sw_KE" w:bidi="sw_KE"/>
-          </w:rPr>
-          <w:rPr>
-            <w:color w:val="0000EE"/>
-            <w:u w:val="single"/>
-          </w:rPr>
-          <w:t>Warumi 5:12–14</w:t>
-        </w:r>
-      </w:hyperlink>
-      <w:r>
-        <w:rPr>
-          <w:lang w:val="sw_KE" w:bidi="sw_KE"/>
-        </w:rPr>
-        <w:t xml:space="preserve">; </w:t>
-      </w:r>
-      <w:hyperlink r:id="rId24">
-        <w:r>
-          <w:rPr>
-            <w:lang w:val="sw_KE" w:bidi="sw_KE"/>
-          </w:rPr>
-          <w:rPr>
-            <w:color w:val="0000EE"/>
-            <w:u w:val="single"/>
-          </w:rPr>
-          <w:t>1 Wakorintho 15:21–22</w:t>
-        </w:r>
-      </w:hyperlink>
-      <w:r>
-        <w:rPr>
-          <w:lang w:val="sw_KE" w:bidi="sw_KE"/>
-        </w:rPr>
-        <w:t xml:space="preserve">, </w:t>
-      </w:r>
-      <w:hyperlink r:id="rId25">
-        <w:r>
-          <w:rPr>
-            <w:lang w:val="sw_KE" w:bidi="sw_KE"/>
-          </w:rPr>
-          <w:rPr>
-            <w:color w:val="0000EE"/>
-            <w:u w:val="single"/>
-          </w:rPr>
-          <w:t>45–49</w:t>
+          <w:t>8:1–11</w:t>
         </w:r>
       </w:hyperlink>
       <w:r>
@@ -487,9 +421,27 @@
         <w:rPr>
           <w:lang w:val="sw_KE" w:bidi="sw_KE"/>
         </w:rPr>
-        <w:t>Neno "dhambi ya asili" linaelezea jinsi athari za dhambi ya kwanza ya Adamu na Hawa zilivyoenea katika maisha ya watu binafsi na jamii kutokana na uasi wa binadamu. Watu wanapokubali mwelekeo wao wa dhambi, wanawajibika kwa matendo yao wenyewe (</w:t>
-      </w:r>
-      <w:hyperlink r:id="rId26">
+        <w:t>Ulimwengu mpya unajulikana kwa:</w:t>
+      </w:r>
+    </w:p>
+    <w:p>
+      <w:pPr>
+        <w:pStyle w:val="ListBullet"/>
+        <w:spacing w:line="240" w:lineRule="auto"/>
+        <w:ind w:left="720"/>
+      </w:pPr>
+      <w:r>
+        <w:rPr>
+          <w:lang w:val="sw_KE" w:bidi="sw_KE"/>
+        </w:rPr>
+      </w:r>
+      <w:r>
+        <w:rPr>
+          <w:lang w:val="sw_KE" w:bidi="sw_KE"/>
+        </w:rPr>
+        <w:t>maisha (</w:t>
+      </w:r>
+      <w:hyperlink r:id="rId18">
         <w:r>
           <w:rPr>
             <w:lang w:val="sw_KE" w:bidi="sw_KE"/>
@@ -498,16 +450,34 @@
             <w:color w:val="0000EE"/>
             <w:u w:val="single"/>
           </w:rPr>
-          <w:t>Mhubiri 7:20</w:t>
+          <w:t>Warumi 5</w:t>
         </w:r>
       </w:hyperlink>
       <w:r>
         <w:rPr>
           <w:lang w:val="sw_KE" w:bidi="sw_KE"/>
         </w:rPr>
-        <w:t xml:space="preserve">; </w:t>
-      </w:r>
-      <w:hyperlink r:id="rId27">
+        <w:t>);</w:t>
+      </w:r>
+    </w:p>
+    <w:p>
+      <w:pPr>
+        <w:pStyle w:val="ListBullet"/>
+        <w:spacing w:line="240" w:lineRule="auto"/>
+        <w:ind w:left="720"/>
+      </w:pPr>
+      <w:r>
+        <w:rPr>
+          <w:lang w:val="sw_KE" w:bidi="sw_KE"/>
+        </w:rPr>
+      </w:r>
+      <w:r>
+        <w:rPr>
+          <w:lang w:val="sw_KE" w:bidi="sw_KE"/>
+        </w:rPr>
+        <w:t xml:space="preserve">maisha yenye haki (sura </w:t>
+      </w:r>
+      <w:hyperlink r:id="rId15">
         <w:r>
           <w:rPr>
             <w:lang w:val="sw_KE" w:bidi="sw_KE"/>
@@ -516,7 +486,79 @@
             <w:color w:val="0000EE"/>
             <w:u w:val="single"/>
           </w:rPr>
-          <w:t>Warumi 3:23</w:t>
+          <w:t>6</w:t>
+        </w:r>
+      </w:hyperlink>
+      <w:r>
+        <w:rPr>
+          <w:lang w:val="sw_KE" w:bidi="sw_KE"/>
+        </w:rPr>
+        <w:t>);</w:t>
+      </w:r>
+    </w:p>
+    <w:p>
+      <w:pPr>
+        <w:pStyle w:val="ListBullet"/>
+        <w:spacing w:line="240" w:lineRule="auto"/>
+        <w:ind w:left="720"/>
+      </w:pPr>
+      <w:r>
+        <w:rPr>
+          <w:lang w:val="sw_KE" w:bidi="sw_KE"/>
+        </w:rPr>
+      </w:r>
+      <w:r>
+        <w:rPr>
+          <w:lang w:val="sw_KE" w:bidi="sw_KE"/>
+        </w:rPr>
+        <w:t xml:space="preserve">neema (sura ya </w:t>
+      </w:r>
+      <w:hyperlink r:id="rId15">
+        <w:r>
+          <w:rPr>
+            <w:lang w:val="sw_KE" w:bidi="sw_KE"/>
+          </w:rPr>
+          <w:rPr>
+            <w:color w:val="0000EE"/>
+            <w:u w:val="single"/>
+          </w:rPr>
+          <w:t>6</w:t>
+        </w:r>
+      </w:hyperlink>
+      <w:r>
+        <w:rPr>
+          <w:lang w:val="sw_KE" w:bidi="sw_KE"/>
+        </w:rPr>
+        <w:t>); na</w:t>
+      </w:r>
+    </w:p>
+    <w:p>
+      <w:pPr>
+        <w:pStyle w:val="ListBullet"/>
+        <w:spacing w:line="240" w:lineRule="auto"/>
+        <w:ind w:left="720"/>
+      </w:pPr>
+      <w:r>
+        <w:rPr>
+          <w:lang w:val="sw_KE" w:bidi="sw_KE"/>
+        </w:rPr>
+      </w:r>
+      <w:r>
+        <w:rPr>
+          <w:lang w:val="sw_KE" w:bidi="sw_KE"/>
+        </w:rPr>
+        <w:t xml:space="preserve">roho mtakatifu (sura ya </w:t>
+      </w:r>
+      <w:hyperlink r:id="rId19">
+        <w:r>
+          <w:rPr>
+            <w:lang w:val="sw_KE" w:bidi="sw_KE"/>
+          </w:rPr>
+          <w:rPr>
+            <w:color w:val="0000EE"/>
+            <w:u w:val="single"/>
+          </w:rPr>
+          <w:t>8</w:t>
         </w:r>
       </w:hyperlink>
       <w:r>
@@ -537,79 +579,7 @@
         <w:rPr>
           <w:lang w:val="sw_KE" w:bidi="sw_KE"/>
         </w:rPr>
-        <w:t>Mwanaume wa kwanza, Adamu, alileta dhambi ulimwenguni, lakini "Adamu wa Pili," Yesu Kristo, ni suluhisho la dhambi (</w:t>
-      </w:r>
-      <w:hyperlink r:id="rId28">
-        <w:r>
-          <w:rPr>
-            <w:lang w:val="sw_KE" w:bidi="sw_KE"/>
-          </w:rPr>
-          <w:rPr>
-            <w:color w:val="0000EE"/>
-            <w:u w:val="single"/>
-          </w:rPr>
-          <w:t>1 Wakorintho 15:3</w:t>
-        </w:r>
-      </w:hyperlink>
-      <w:r>
-        <w:rPr>
-          <w:lang w:val="sw_KE" w:bidi="sw_KE"/>
-        </w:rPr>
-        <w:t xml:space="preserve">; </w:t>
-      </w:r>
-      <w:hyperlink r:id="rId29">
-        <w:r>
-          <w:rPr>
-            <w:lang w:val="sw_KE" w:bidi="sw_KE"/>
-          </w:rPr>
-          <w:rPr>
-            <w:color w:val="0000EE"/>
-            <w:u w:val="single"/>
-          </w:rPr>
-          <w:t>2 Wakorintho 5:21</w:t>
-        </w:r>
-      </w:hyperlink>
-      <w:r>
-        <w:rPr>
-          <w:lang w:val="sw_KE" w:bidi="sw_KE"/>
-        </w:rPr>
-        <w:t>). Kristo alipokufa kama mkombozi, alitoa wokovu wa Mungu kutoka kwa dhambi kwa kila mtu (</w:t>
-      </w:r>
-      <w:hyperlink r:id="rId30">
-        <w:r>
-          <w:rPr>
-            <w:lang w:val="sw_KE" w:bidi="sw_KE"/>
-          </w:rPr>
-          <w:rPr>
-            <w:color w:val="0000EE"/>
-            <w:u w:val="single"/>
-          </w:rPr>
-          <w:t>Yohana 3:16</w:t>
-        </w:r>
-      </w:hyperlink>
-      <w:r>
-        <w:rPr>
-          <w:lang w:val="sw_KE" w:bidi="sw_KE"/>
-        </w:rPr>
-        <w:t xml:space="preserve">; </w:t>
-      </w:r>
-      <w:hyperlink r:id="rId31">
-        <w:r>
-          <w:rPr>
-            <w:lang w:val="sw_KE" w:bidi="sw_KE"/>
-          </w:rPr>
-          <w:rPr>
-            <w:color w:val="0000EE"/>
-            <w:u w:val="single"/>
-          </w:rPr>
-          <w:t>Warumi 1:16</w:t>
-        </w:r>
-      </w:hyperlink>
-      <w:r>
-        <w:rPr>
-          <w:lang w:val="sw_KE" w:bidi="sw_KE"/>
-        </w:rPr>
-        <w:t>)</w:t>
+        <w:t>Mustakabali wa mtu unategemea moja kwa moja ni ulimwengu upi kati ya enzi mbili anazohusiana nazo.</w:t>
       </w:r>
     </w:p>
     <w:p>
@@ -621,10 +591,45 @@
       </w:r>
       <w:r>
         <w:rPr>
-          <w:u w:val="single"/>
-          <w:lang w:val="sw_KE" w:bidi="sw_KE"/>
-        </w:rPr>
-        <w:t>Sehemu za Kujifunza Zaidi</w:t>
+          <w:lang w:val="sw_KE" w:bidi="sw_KE"/>
+        </w:rPr>
+        <w:t>Kila ufalme una kiongozi anayewakilisha watu wake. Adamu, mtu wa kwanza, anaongoza enzi ya zamani wa dhambi na kifo. Kristo anaongoza enzi mpya ya msamaha na uzima. Kwa asili, wanadamu wote ni wa enzi ya zamani ya dhambi na kifo, inayowakilishwa na Adamu. Dhambi na kifo chake vinaathiri mustakabali wa kila mtu (</w:t>
+      </w:r>
+      <w:hyperlink r:id="rId20">
+        <w:r>
+          <w:rPr>
+            <w:lang w:val="sw_KE" w:bidi="sw_KE"/>
+          </w:rPr>
+          <w:rPr>
+            <w:color w:val="0000EE"/>
+            <w:u w:val="single"/>
+          </w:rPr>
+          <w:t>Warumi 5:12</w:t>
+        </w:r>
+      </w:hyperlink>
+      <w:r>
+        <w:rPr>
+          <w:lang w:val="sw_KE" w:bidi="sw_KE"/>
+        </w:rPr>
+        <w:t xml:space="preserve">, </w:t>
+      </w:r>
+      <w:hyperlink r:id="rId21">
+        <w:r>
+          <w:rPr>
+            <w:lang w:val="sw_KE" w:bidi="sw_KE"/>
+          </w:rPr>
+          <w:rPr>
+            <w:color w:val="0000EE"/>
+            <w:u w:val="single"/>
+          </w:rPr>
+          <w:t>18–19</w:t>
+        </w:r>
+      </w:hyperlink>
+      <w:r>
+        <w:rPr>
+          <w:lang w:val="sw_KE" w:bidi="sw_KE"/>
+        </w:rPr>
+        <w:t>).</w:t>
       </w:r>
     </w:p>
     <w:p>
@@ -634,7 +639,13 @@
           <w:lang w:val="sw_KE" w:bidi="sw_KE"/>
         </w:rPr>
       </w:r>
-      <w:hyperlink r:id="rId32">
+      <w:r>
+        <w:rPr>
+          <w:lang w:val="sw_KE" w:bidi="sw_KE"/>
+        </w:rPr>
+        <w:t xml:space="preserve">Wale ambao wana imani kwa Mungu kupitia Yesu wanahamia katika enzi mpya ya maisha. Mungu alimteua Yesu Kristo kama "Adamu wa Pili" (tazama </w:t>
+      </w:r>
+      <w:hyperlink r:id="rId22">
         <w:r>
           <w:rPr>
             <w:lang w:val="sw_KE" w:bidi="sw_KE"/>
@@ -643,16 +654,16 @@
             <w:color w:val="0000EE"/>
             <w:u w:val="single"/>
           </w:rPr>
-          <w:t>Mwanzo 3:1–19</w:t>
+          <w:t>5:14</w:t>
         </w:r>
       </w:hyperlink>
       <w:r>
         <w:rPr>
           <w:lang w:val="sw_KE" w:bidi="sw_KE"/>
         </w:rPr>
-        <w:t xml:space="preserve">; </w:t>
-      </w:r>
-      <w:hyperlink r:id="rId17">
+        <w:t>). Kwa kumtii Mungu na kutimiza mapenzi yake, Yesu alipata ushindi mkubwa juu ya enzi ya dhambi ambayo Adamu alianza (</w:t>
+      </w:r>
+      <w:hyperlink r:id="rId21">
         <w:r>
           <w:rPr>
             <w:lang w:val="sw_KE" w:bidi="sw_KE"/>
@@ -661,16 +672,16 @@
             <w:color w:val="0000EE"/>
             <w:u w:val="single"/>
           </w:rPr>
-          <w:t>8:21</w:t>
+          <w:t>5:18–19</w:t>
         </w:r>
       </w:hyperlink>
       <w:r>
         <w:rPr>
           <w:lang w:val="sw_KE" w:bidi="sw_KE"/>
         </w:rPr>
-        <w:t xml:space="preserve">; </w:t>
-      </w:r>
-      <w:hyperlink r:id="rId33">
+        <w:t>). Kwa kukubali zawadi ya neema ya Mungu, watu wanamchagua Yesu kama kiongozi wao na wanatumaini uzima wa milele (</w:t>
+      </w:r>
+      <w:hyperlink r:id="rId23">
         <w:r>
           <w:rPr>
             <w:lang w:val="sw_KE" w:bidi="sw_KE"/>
@@ -679,234 +690,14 @@
             <w:color w:val="0000EE"/>
             <w:u w:val="single"/>
           </w:rPr>
-          <w:t>Kutoka 34:7</w:t>
+          <w:t>5:17</w:t>
         </w:r>
       </w:hyperlink>
       <w:r>
         <w:rPr>
           <w:lang w:val="sw_KE" w:bidi="sw_KE"/>
         </w:rPr>
-        <w:t xml:space="preserve">; </w:t>
-      </w:r>
-      <w:hyperlink r:id="rId18">
-        <w:r>
-          <w:rPr>
-            <w:lang w:val="sw_KE" w:bidi="sw_KE"/>
-          </w:rPr>
-          <w:rPr>
-            <w:color w:val="0000EE"/>
-            <w:u w:val="single"/>
-          </w:rPr>
-          <w:t>Ayubu 4:17–21</w:t>
-        </w:r>
-      </w:hyperlink>
-      <w:r>
-        <w:rPr>
-          <w:lang w:val="sw_KE" w:bidi="sw_KE"/>
-        </w:rPr>
-        <w:t xml:space="preserve">; </w:t>
-      </w:r>
-      <w:hyperlink r:id="rId19">
-        <w:r>
-          <w:rPr>
-            <w:lang w:val="sw_KE" w:bidi="sw_KE"/>
-          </w:rPr>
-          <w:rPr>
-            <w:color w:val="0000EE"/>
-            <w:u w:val="single"/>
-          </w:rPr>
-          <w:t>Zaburi 51:5</w:t>
-        </w:r>
-      </w:hyperlink>
-      <w:r>
-        <w:rPr>
-          <w:lang w:val="sw_KE" w:bidi="sw_KE"/>
-        </w:rPr>
-        <w:t xml:space="preserve">; </w:t>
-      </w:r>
-      <w:hyperlink r:id="rId34">
-        <w:r>
-          <w:rPr>
-            <w:lang w:val="sw_KE" w:bidi="sw_KE"/>
-          </w:rPr>
-          <w:rPr>
-            <w:color w:val="0000EE"/>
-            <w:u w:val="single"/>
-          </w:rPr>
-          <w:t>Mithali 22:15</w:t>
-        </w:r>
-      </w:hyperlink>
-      <w:r>
-        <w:rPr>
-          <w:lang w:val="sw_KE" w:bidi="sw_KE"/>
-        </w:rPr>
-        <w:t xml:space="preserve">; </w:t>
-      </w:r>
-      <w:hyperlink r:id="rId35">
-        <w:r>
-          <w:rPr>
-            <w:lang w:val="sw_KE" w:bidi="sw_KE"/>
-          </w:rPr>
-          <w:rPr>
-            <w:color w:val="0000EE"/>
-            <w:u w:val="single"/>
-          </w:rPr>
-          <w:t>Ezekieli 36:16–36</w:t>
-        </w:r>
-      </w:hyperlink>
-      <w:r>
-        <w:rPr>
-          <w:lang w:val="sw_KE" w:bidi="sw_KE"/>
-        </w:rPr>
-        <w:t xml:space="preserve">; </w:t>
-      </w:r>
-      <w:hyperlink r:id="rId36">
-        <w:r>
-          <w:rPr>
-            <w:lang w:val="sw_KE" w:bidi="sw_KE"/>
-          </w:rPr>
-          <w:rPr>
-            <w:color w:val="0000EE"/>
-            <w:u w:val="single"/>
-          </w:rPr>
-          <w:t>Yohana 8:1–11</w:t>
-        </w:r>
-      </w:hyperlink>
-      <w:r>
-        <w:rPr>
-          <w:lang w:val="sw_KE" w:bidi="sw_KE"/>
-        </w:rPr>
-        <w:t xml:space="preserve">; </w:t>
-      </w:r>
-      <w:hyperlink r:id="rId37">
-        <w:r>
-          <w:rPr>
-            <w:lang w:val="sw_KE" w:bidi="sw_KE"/>
-          </w:rPr>
-          <w:rPr>
-            <w:color w:val="0000EE"/>
-            <w:u w:val="single"/>
-          </w:rPr>
-          <w:t>Warumi 1:18–3:20</w:t>
-        </w:r>
-      </w:hyperlink>
-      <w:r>
-        <w:rPr>
-          <w:lang w:val="sw_KE" w:bidi="sw_KE"/>
-        </w:rPr>
-        <w:t xml:space="preserve">; </w:t>
-      </w:r>
-      <w:hyperlink r:id="rId38">
-        <w:r>
-          <w:rPr>
-            <w:lang w:val="sw_KE" w:bidi="sw_KE"/>
-          </w:rPr>
-          <w:rPr>
-            <w:color w:val="0000EE"/>
-            <w:u w:val="single"/>
-          </w:rPr>
-          <w:t>5:12–21</w:t>
-        </w:r>
-      </w:hyperlink>
-      <w:r>
-        <w:rPr>
-          <w:lang w:val="sw_KE" w:bidi="sw_KE"/>
-        </w:rPr>
-        <w:t xml:space="preserve">; </w:t>
-      </w:r>
-      <w:hyperlink r:id="rId24">
-        <w:r>
-          <w:rPr>
-            <w:lang w:val="sw_KE" w:bidi="sw_KE"/>
-          </w:rPr>
-          <w:rPr>
-            <w:color w:val="0000EE"/>
-            <w:u w:val="single"/>
-          </w:rPr>
-          <w:t>1 Wakorintho 15:21–22</w:t>
-        </w:r>
-      </w:hyperlink>
-      <w:r>
-        <w:rPr>
-          <w:lang w:val="sw_KE" w:bidi="sw_KE"/>
-        </w:rPr>
-        <w:t xml:space="preserve">; </w:t>
-      </w:r>
-      <w:hyperlink r:id="rId39">
-        <w:r>
-          <w:rPr>
-            <w:lang w:val="sw_KE" w:bidi="sw_KE"/>
-          </w:rPr>
-          <w:rPr>
-            <w:color w:val="0000EE"/>
-            <w:u w:val="single"/>
-          </w:rPr>
-          <w:t>Wagalatia 3:22</w:t>
-        </w:r>
-      </w:hyperlink>
-      <w:r>
-        <w:rPr>
-          <w:lang w:val="sw_KE" w:bidi="sw_KE"/>
-        </w:rPr>
-        <w:t xml:space="preserve">; </w:t>
-      </w:r>
-      <w:hyperlink r:id="rId40">
-        <w:r>
-          <w:rPr>
-            <w:lang w:val="sw_KE" w:bidi="sw_KE"/>
-          </w:rPr>
-          <w:rPr>
-            <w:color w:val="0000EE"/>
-            <w:u w:val="single"/>
-          </w:rPr>
-          <w:t>5:17–24</w:t>
-        </w:r>
-      </w:hyperlink>
-      <w:r>
-        <w:rPr>
-          <w:lang w:val="sw_KE" w:bidi="sw_KE"/>
-        </w:rPr>
-        <w:t xml:space="preserve">; </w:t>
-      </w:r>
-      <w:hyperlink r:id="rId41">
-        <w:r>
-          <w:rPr>
-            <w:lang w:val="sw_KE" w:bidi="sw_KE"/>
-          </w:rPr>
-          <w:rPr>
-            <w:color w:val="0000EE"/>
-            <w:u w:val="single"/>
-          </w:rPr>
-          <w:t>Waefeso 2:1–10</w:t>
-        </w:r>
-      </w:hyperlink>
-      <w:r>
-        <w:rPr>
-          <w:lang w:val="sw_KE" w:bidi="sw_KE"/>
-        </w:rPr>
-        <w:t xml:space="preserve">; </w:t>
-      </w:r>
-      <w:hyperlink r:id="rId42">
-        <w:r>
-          <w:rPr>
-            <w:lang w:val="sw_KE" w:bidi="sw_KE"/>
-          </w:rPr>
-          <w:rPr>
-            <w:color w:val="0000EE"/>
-            <w:u w:val="single"/>
-          </w:rPr>
-          <w:t>1 Yohana 3:14</w:t>
-        </w:r>
-      </w:hyperlink>
-      <w:r>
-        <w:rPr>
-          <w:lang w:val="sw_KE" w:bidi="sw_KE"/>
-        </w:rPr>
-      </w:r>
-      <w:r>
-        <w:rPr>
-          <w:lang w:val="sw_KE" w:bidi="sw_KE"/>
-        </w:rPr>
+        <w:t>).</w:t>
       </w:r>
     </w:p>
     <w:p>
@@ -916,21 +707,29 @@
           <w:lang w:val="sw_KE" w:bidi="sw_KE"/>
         </w:rPr>
       </w:r>
-    </w:p>
-    <w:p>
-      <w:pPr>
-        <w:pStyle w:val="Heading2"/>
-      </w:pPr>
-      <w:r>
-        <w:rPr>
-          <w:lang w:val="sw_KE" w:bidi="sw_KE"/>
-        </w:rPr>
-        <w:t>Dini ya Wakanaani</w:t>
-      </w:r>
-      <w:r>
-        <w:rPr>
-          <w:lang w:val="sw_KE" w:bidi="sw_KE"/>
-        </w:rPr>
+      <w:r>
+        <w:rPr>
+          <w:lang w:val="sw_KE" w:bidi="sw_KE"/>
+        </w:rPr>
+        <w:t>Watu katika enzi mpya wanaungana na Kristo na kufurahia faida za muungano huu. Wamekufa na Kristo, wamezikwa na Kristo, na maisha yao mapya sasa na Kristo ni utangulizi wa siku watakayo "ishi naye" milele (</w:t>
+      </w:r>
+      <w:hyperlink r:id="rId24">
+        <w:r>
+          <w:rPr>
+            <w:lang w:val="sw_KE" w:bidi="sw_KE"/>
+          </w:rPr>
+          <w:rPr>
+            <w:color w:val="0000EE"/>
+            <w:u w:val="single"/>
+          </w:rPr>
+          <w:t>Warumi 6:3–11</w:t>
+        </w:r>
+      </w:hyperlink>
+      <w:r>
+        <w:rPr>
+          <w:lang w:val="sw_KE" w:bidi="sw_KE"/>
+        </w:rPr>
+        <w:t>).</w:t>
       </w:r>
     </w:p>
     <w:p>
@@ -942,9 +741,10 @@
       </w:r>
       <w:r>
         <w:rPr>
-          <w:lang w:val="sw_KE" w:bidi="sw_KE"/>
-        </w:rPr>
-        <w:t>Wakanani walielezea uumbaji au asili kwa kuhusisha na miungu yao. Kila mungu aliwakilisha nguvu ya asili. Walichukulia mwezi, jua, nyota muhimu, na sayari zinazoonekana kama miungu au miungu-kike.</w:t>
+          <w:u w:val="single"/>
+          <w:lang w:val="sw_KE" w:bidi="sw_KE"/>
+        </w:rPr>
+        <w:t>Sehemu za Kujifunza Zaidi</w:t>
       </w:r>
     </w:p>
     <w:p>
@@ -954,196 +754,329 @@
           <w:lang w:val="sw_KE" w:bidi="sw_KE"/>
         </w:rPr>
       </w:r>
-      <w:r>
-        <w:rPr>
-          <w:lang w:val="sw_KE" w:bidi="sw_KE"/>
-        </w:rPr>
-        <w:t>Mungu wa Wakanaani alikuwa na vipengele viwili muhimu:</w:t>
-      </w:r>
-    </w:p>
-    <w:p>
-      <w:pPr>
-        <w:pStyle w:val="ListNumber"/>
-        <w:numPr>
-          <w:ilvl w:val="0"/>
-          <w:numId w:val="14"/>
-        </w:numPr>
-        <w:spacing w:line="240" w:lineRule="auto"/>
-        <w:ind w:left="720"/>
-      </w:pPr>
-      <w:r>
-        <w:rPr>
-          <w:lang w:val="sw_KE" w:bidi="sw_KE"/>
-        </w:rPr>
-      </w:r>
-      <w:r>
-        <w:rPr>
-          <w:lang w:val="sw_KE" w:bidi="sw_KE"/>
-        </w:rPr>
-        <w:t>Tabia zao zinaweza kubadilika.</w:t>
-      </w:r>
-    </w:p>
-    <w:p>
-      <w:pPr>
-        <w:pStyle w:val="ListNumber"/>
-        <w:spacing w:line="240" w:lineRule="auto"/>
-        <w:ind w:left="720"/>
-      </w:pPr>
-      <w:r>
-        <w:rPr>
-          <w:lang w:val="sw_KE" w:bidi="sw_KE"/>
-        </w:rPr>
-      </w:r>
-      <w:r>
-        <w:rPr>
-          <w:lang w:val="sw_KE" w:bidi="sw_KE"/>
-        </w:rPr>
-        <w:t>Majina yao yanahusiana na kazi zao.</w:t>
-      </w:r>
-    </w:p>
-    <w:p>
-      <w:pPr/>
-      <w:r>
-        <w:rPr>
-          <w:lang w:val="sw_KE" w:bidi="sw_KE"/>
-        </w:rPr>
-      </w:r>
-      <w:r>
-        <w:rPr>
-          <w:lang w:val="sw_KE" w:bidi="sw_KE"/>
-        </w:rPr>
-        <w:t>Baadhi ya miungu hii ilikuwa na ushawishi mkubwa katika mwingiliano kati ya Waisraeli na watu wa Kanaani:</w:t>
-      </w:r>
-    </w:p>
-    <w:p>
-      <w:pPr>
-        <w:pStyle w:val="ListNumber"/>
-        <w:numPr>
-          <w:ilvl w:val="0"/>
-          <w:numId w:val="15"/>
-        </w:numPr>
-        <w:spacing w:line="240" w:lineRule="auto"/>
-        <w:ind w:left="720"/>
-      </w:pPr>
-      <w:r>
-        <w:rPr>
-          <w:lang w:val="sw_KE" w:bidi="sw_KE"/>
-        </w:rPr>
-      </w:r>
-      <w:r>
-        <w:rPr>
-          <w:i/>
-          <w:lang w:val="sw_KE" w:bidi="sw_KE"/>
-        </w:rPr>
-        <w:t>El</w:t>
-      </w:r>
-      <w:r>
-        <w:rPr>
-          <w:lang w:val="sw_KE" w:bidi="sw_KE"/>
-        </w:rPr>
-        <w:t xml:space="preserve"> inamaanisha "yule mwenye nguvu." Alikuwa kiongozi wa miungu ya Wakanaani. El aliishi mbali na Kanaani, "katika chanzo cha mito miwili" (hii inaweza kumaanisha Bustani ya Edeni). Aliongoza baraza la miungu ambao walikuwa watoto wake. Katika Agano la Kale, </w:t>
-      </w:r>
-      <w:r>
-        <w:rPr>
-          <w:i/>
-          <w:lang w:val="sw_KE" w:bidi="sw_KE"/>
-        </w:rPr>
-        <w:t>El</w:t>
-      </w:r>
-      <w:r>
-        <w:rPr>
-          <w:lang w:val="sw_KE" w:bidi="sw_KE"/>
-        </w:rPr>
-        <w:t xml:space="preserve"> (wingi </w:t>
-      </w:r>
-      <w:r>
-        <w:rPr>
-          <w:i/>
-          <w:lang w:val="sw_KE" w:bidi="sw_KE"/>
-        </w:rPr>
-        <w:t>Elohim</w:t>
-      </w:r>
-      <w:r>
-        <w:rPr>
-          <w:lang w:val="sw_KE" w:bidi="sw_KE"/>
-        </w:rPr>
-        <w:t>) inarejelea Mungu, lakini Mungu wa Waisraeli si sawa na mungu wa Wakanaani.</w:t>
-      </w:r>
-    </w:p>
-    <w:p>
-      <w:pPr>
-        <w:pStyle w:val="ListNumber"/>
-        <w:spacing w:line="240" w:lineRule="auto"/>
-        <w:ind w:left="720"/>
-      </w:pPr>
-      <w:r>
-        <w:rPr>
-          <w:lang w:val="sw_KE" w:bidi="sw_KE"/>
-        </w:rPr>
-      </w:r>
-      <w:r>
-        <w:rPr>
-          <w:i/>
-          <w:lang w:val="sw_KE" w:bidi="sw_KE"/>
-        </w:rPr>
-        <w:t>Baali</w:t>
-      </w:r>
-      <w:r>
-        <w:rPr>
-          <w:lang w:val="sw_KE" w:bidi="sw_KE"/>
-        </w:rPr>
-        <w:t xml:space="preserve"> inamaanisha "Bwana." Alikuwa mungu mkuu wa dhoruba na mfalme wa miungu. Ingawa El alikuwa kiongozi, Baali alikuwa na nguvu zaidi kama msaidizi wa El. Alikuwa chanzo cha uzazi wote. Baada ya Baali kufa, mimea ilikoma kukua na wanyama walikoma kuzaana. Alikuwa mungu wa haki na alisababisha hofu kwa wale waliotenda makosa.</w:t>
-      </w:r>
-    </w:p>
-    <w:p>
-      <w:pPr>
-        <w:pStyle w:val="ListNumber"/>
-        <w:spacing w:line="240" w:lineRule="auto"/>
-        <w:ind w:left="720"/>
-      </w:pPr>
-      <w:r>
-        <w:rPr>
-          <w:lang w:val="sw_KE" w:bidi="sw_KE"/>
-        </w:rPr>
-      </w:r>
-      <w:r>
-        <w:rPr>
-          <w:i/>
-          <w:lang w:val="sw_KE" w:bidi="sw_KE"/>
-        </w:rPr>
-        <w:t>Dagoni</w:t>
-      </w:r>
-      <w:r>
-        <w:rPr>
-          <w:lang w:val="sw_KE" w:bidi="sw_KE"/>
-        </w:rPr>
-        <w:t xml:space="preserve"> inamaanisha "samaki" au "nafaka." Wakati mwingine anaitwa Baba wa </w:t>
-      </w:r>
-      <w:r>
-        <w:rPr>
-          <w:i/>
-          <w:lang w:val="sw_KE" w:bidi="sw_KE"/>
-        </w:rPr>
-        <w:t>Baali</w:t>
-      </w:r>
-      <w:r>
-        <w:rPr>
-          <w:lang w:val="sw_KE" w:bidi="sw_KE"/>
-        </w:rPr>
-        <w:t xml:space="preserve">. </w:t>
-      </w:r>
-      <w:r>
-        <w:rPr>
-          <w:i/>
-          <w:lang w:val="sw_KE" w:bidi="sw_KE"/>
-        </w:rPr>
-        <w:t>Dagoni</w:t>
-      </w:r>
-      <w:r>
-        <w:rPr>
-          <w:lang w:val="sw_KE" w:bidi="sw_KE"/>
-        </w:rPr>
-        <w:t xml:space="preserve"> alikuwa mungu mkuu wa mji wa Wafilisti wa Ashdodi (</w:t>
+      <w:hyperlink r:id="rId25">
+        <w:r>
+          <w:rPr>
+            <w:lang w:val="sw_KE" w:bidi="sw_KE"/>
+          </w:rPr>
+          <w:rPr>
+            <w:color w:val="0000EE"/>
+            <w:u w:val="single"/>
+          </w:rPr>
+          <w:t>Zaburi 2:1–10</w:t>
+        </w:r>
+      </w:hyperlink>
+      <w:r>
+        <w:rPr>
+          <w:lang w:val="sw_KE" w:bidi="sw_KE"/>
+        </w:rPr>
+        <w:t xml:space="preserve">; </w:t>
+      </w:r>
+      <w:hyperlink r:id="rId26">
+        <w:r>
+          <w:rPr>
+            <w:lang w:val="sw_KE" w:bidi="sw_KE"/>
+          </w:rPr>
+          <w:rPr>
+            <w:color w:val="0000EE"/>
+            <w:u w:val="single"/>
+          </w:rPr>
+          <w:t>110:2</w:t>
+        </w:r>
+      </w:hyperlink>
+      <w:r>
+        <w:rPr>
+          <w:lang w:val="sw_KE" w:bidi="sw_KE"/>
+        </w:rPr>
+        <w:t xml:space="preserve">; </w:t>
+      </w:r>
+      <w:hyperlink r:id="rId27">
+        <w:r>
+          <w:rPr>
+            <w:lang w:val="sw_KE" w:bidi="sw_KE"/>
+          </w:rPr>
+          <w:rPr>
+            <w:color w:val="0000EE"/>
+            <w:u w:val="single"/>
+          </w:rPr>
+          <w:t>145:13</w:t>
+        </w:r>
+      </w:hyperlink>
+      <w:r>
+        <w:rPr>
+          <w:lang w:val="sw_KE" w:bidi="sw_KE"/>
+        </w:rPr>
+        <w:t xml:space="preserve">; </w:t>
+      </w:r>
+      <w:hyperlink r:id="rId28">
+        <w:r>
+          <w:rPr>
+            <w:lang w:val="sw_KE" w:bidi="sw_KE"/>
+          </w:rPr>
+          <w:rPr>
+            <w:color w:val="0000EE"/>
+            <w:u w:val="single"/>
+          </w:rPr>
+          <w:t>Danieli 2:31–45</w:t>
+        </w:r>
+      </w:hyperlink>
+      <w:r>
+        <w:rPr>
+          <w:lang w:val="sw_KE" w:bidi="sw_KE"/>
+        </w:rPr>
+        <w:t xml:space="preserve">; </w:t>
+      </w:r>
+      <w:hyperlink r:id="rId29">
+        <w:r>
+          <w:rPr>
+            <w:lang w:val="sw_KE" w:bidi="sw_KE"/>
+          </w:rPr>
+          <w:rPr>
+            <w:color w:val="0000EE"/>
+            <w:u w:val="single"/>
+          </w:rPr>
+          <w:t>7:1–28</w:t>
+        </w:r>
+      </w:hyperlink>
+      <w:r>
+        <w:rPr>
+          <w:lang w:val="sw_KE" w:bidi="sw_KE"/>
+        </w:rPr>
+        <w:t xml:space="preserve">; </w:t>
+      </w:r>
+      <w:hyperlink r:id="rId30">
+        <w:r>
+          <w:rPr>
+            <w:lang w:val="sw_KE" w:bidi="sw_KE"/>
+          </w:rPr>
+          <w:rPr>
+            <w:color w:val="0000EE"/>
+            <w:u w:val="single"/>
+          </w:rPr>
+          <w:t>Mathayo 3:2</w:t>
+        </w:r>
+      </w:hyperlink>
+      <w:r>
+        <w:rPr>
+          <w:lang w:val="sw_KE" w:bidi="sw_KE"/>
+        </w:rPr>
+        <w:t xml:space="preserve">; </w:t>
+      </w:r>
+      <w:hyperlink r:id="rId31">
+        <w:r>
+          <w:rPr>
+            <w:lang w:val="sw_KE" w:bidi="sw_KE"/>
+          </w:rPr>
+          <w:rPr>
+            <w:color w:val="0000EE"/>
+            <w:u w:val="single"/>
+          </w:rPr>
+          <w:t>6:10</w:t>
+        </w:r>
+      </w:hyperlink>
+      <w:r>
+        <w:rPr>
+          <w:lang w:val="sw_KE" w:bidi="sw_KE"/>
+        </w:rPr>
+        <w:t xml:space="preserve">; </w:t>
+      </w:r>
+      <w:hyperlink r:id="rId32">
+        <w:r>
+          <w:rPr>
+            <w:lang w:val="sw_KE" w:bidi="sw_KE"/>
+          </w:rPr>
+          <w:rPr>
+            <w:color w:val="0000EE"/>
+            <w:u w:val="single"/>
+          </w:rPr>
+          <w:t>7:13</w:t>
+        </w:r>
+      </w:hyperlink>
+      <w:r>
+        <w:rPr>
+          <w:lang w:val="sw_KE" w:bidi="sw_KE"/>
+        </w:rPr>
+        <w:t xml:space="preserve">; </w:t>
+      </w:r>
+      <w:hyperlink r:id="rId33">
+        <w:r>
+          <w:rPr>
+            <w:lang w:val="sw_KE" w:bidi="sw_KE"/>
+          </w:rPr>
+          <w:rPr>
+            <w:color w:val="0000EE"/>
+            <w:u w:val="single"/>
+          </w:rPr>
+          <w:t>8:11–12</w:t>
+        </w:r>
+      </w:hyperlink>
+      <w:r>
+        <w:rPr>
+          <w:lang w:val="sw_KE" w:bidi="sw_KE"/>
+        </w:rPr>
+        <w:t xml:space="preserve">; </w:t>
+      </w:r>
+      <w:hyperlink r:id="rId34">
+        <w:r>
+          <w:rPr>
+            <w:lang w:val="sw_KE" w:bidi="sw_KE"/>
+          </w:rPr>
+          <w:rPr>
+            <w:color w:val="0000EE"/>
+            <w:u w:val="single"/>
+          </w:rPr>
+          <w:t>12:25–28</w:t>
+        </w:r>
+      </w:hyperlink>
+      <w:r>
+        <w:rPr>
+          <w:lang w:val="sw_KE" w:bidi="sw_KE"/>
+        </w:rPr>
+        <w:t xml:space="preserve">; </w:t>
+      </w:r>
+      <w:hyperlink r:id="rId35">
+        <w:r>
+          <w:rPr>
+            <w:lang w:val="sw_KE" w:bidi="sw_KE"/>
+          </w:rPr>
+          <w:rPr>
+            <w:color w:val="0000EE"/>
+            <w:u w:val="single"/>
+          </w:rPr>
+          <w:t>13:44–52</w:t>
+        </w:r>
+      </w:hyperlink>
+      <w:r>
+        <w:rPr>
+          <w:lang w:val="sw_KE" w:bidi="sw_KE"/>
+        </w:rPr>
+        <w:t xml:space="preserve">; </w:t>
+      </w:r>
+      <w:hyperlink r:id="rId36">
+        <w:r>
+          <w:rPr>
+            <w:lang w:val="sw_KE" w:bidi="sw_KE"/>
+          </w:rPr>
+          <w:rPr>
+            <w:color w:val="0000EE"/>
+            <w:u w:val="single"/>
+          </w:rPr>
+          <w:t>20:25–28</w:t>
+        </w:r>
+      </w:hyperlink>
+      <w:r>
+        <w:rPr>
+          <w:lang w:val="sw_KE" w:bidi="sw_KE"/>
+        </w:rPr>
+        <w:t xml:space="preserve">; </w:t>
+      </w:r>
+      <w:hyperlink r:id="rId37">
+        <w:r>
+          <w:rPr>
+            <w:lang w:val="sw_KE" w:bidi="sw_KE"/>
+          </w:rPr>
+          <w:rPr>
+            <w:color w:val="0000EE"/>
+            <w:u w:val="single"/>
+          </w:rPr>
+          <w:t>Yohana 18:36</w:t>
+        </w:r>
+      </w:hyperlink>
+      <w:r>
+        <w:rPr>
+          <w:lang w:val="sw_KE" w:bidi="sw_KE"/>
+        </w:rPr>
+        <w:t xml:space="preserve">; </w:t>
+      </w:r>
+      <w:hyperlink r:id="rId38">
+        <w:r>
+          <w:rPr>
+            <w:lang w:val="sw_KE" w:bidi="sw_KE"/>
+          </w:rPr>
+          <w:rPr>
+            <w:color w:val="0000EE"/>
+            <w:u w:val="single"/>
+          </w:rPr>
+          <w:t>Warumi 5:12–8:39</w:t>
+        </w:r>
+      </w:hyperlink>
+      <w:r>
+        <w:rPr>
+          <w:lang w:val="sw_KE" w:bidi="sw_KE"/>
+        </w:rPr>
+        <w:t xml:space="preserve">; </w:t>
+      </w:r>
+      <w:hyperlink r:id="rId39">
+        <w:r>
+          <w:rPr>
+            <w:lang w:val="sw_KE" w:bidi="sw_KE"/>
+          </w:rPr>
+          <w:rPr>
+            <w:color w:val="0000EE"/>
+            <w:u w:val="single"/>
+          </w:rPr>
+          <w:t>14:17</w:t>
+        </w:r>
+      </w:hyperlink>
+      <w:r>
+        <w:rPr>
+          <w:lang w:val="sw_KE" w:bidi="sw_KE"/>
+        </w:rPr>
+        <w:t xml:space="preserve">; </w:t>
+      </w:r>
+      <w:hyperlink r:id="rId40">
+        <w:r>
+          <w:rPr>
+            <w:lang w:val="sw_KE" w:bidi="sw_KE"/>
+          </w:rPr>
+          <w:rPr>
+            <w:color w:val="0000EE"/>
+            <w:u w:val="single"/>
+          </w:rPr>
+          <w:t>1 Wakorintho 6:9–11</w:t>
+        </w:r>
+      </w:hyperlink>
+      <w:r>
+        <w:rPr>
+          <w:lang w:val="sw_KE" w:bidi="sw_KE"/>
+        </w:rPr>
+        <w:t xml:space="preserve">; </w:t>
+      </w:r>
+      <w:hyperlink r:id="rId41">
+        <w:r>
+          <w:rPr>
+            <w:lang w:val="sw_KE" w:bidi="sw_KE"/>
+          </w:rPr>
+          <w:rPr>
+            <w:color w:val="0000EE"/>
+            <w:u w:val="single"/>
+          </w:rPr>
+          <w:t>15:20–28</w:t>
+        </w:r>
+      </w:hyperlink>
+      <w:r>
+        <w:rPr>
+          <w:lang w:val="sw_KE" w:bidi="sw_KE"/>
+        </w:rPr>
+        <w:t xml:space="preserve">; </w:t>
+      </w:r>
+      <w:hyperlink r:id="rId42">
+        <w:r>
+          <w:rPr>
+            <w:lang w:val="sw_KE" w:bidi="sw_KE"/>
+          </w:rPr>
+          <w:rPr>
+            <w:color w:val="0000EE"/>
+            <w:u w:val="single"/>
+          </w:rPr>
+          <w:t>Wagalatia 5:16–26</w:t>
+        </w:r>
+      </w:hyperlink>
+      <w:r>
+        <w:rPr>
+          <w:lang w:val="sw_KE" w:bidi="sw_KE"/>
+        </w:rPr>
+        <w:t xml:space="preserve">; </w:t>
       </w:r>
       <w:hyperlink r:id="rId43">
         <w:r>
@@ -1154,158 +1087,14 @@
             <w:color w:val="0000EE"/>
             <w:u w:val="single"/>
           </w:rPr>
-          <w:t>1 Samweli 5:1–7</w:t>
+          <w:t>Waefeso 1:3</w:t>
         </w:r>
       </w:hyperlink>
       <w:r>
         <w:rPr>
           <w:lang w:val="sw_KE" w:bidi="sw_KE"/>
         </w:rPr>
-        <w:t>).</w:t>
-      </w:r>
-    </w:p>
-    <w:p>
-      <w:pPr>
-        <w:pStyle w:val="ListNumber"/>
-        <w:spacing w:line="240" w:lineRule="auto"/>
-        <w:ind w:left="720"/>
-      </w:pPr>
-      <w:r>
-        <w:rPr>
-          <w:lang w:val="sw_KE" w:bidi="sw_KE"/>
-        </w:rPr>
-      </w:r>
-      <w:r>
-        <w:rPr>
-          <w:i/>
-          <w:lang w:val="sw_KE" w:bidi="sw_KE"/>
-        </w:rPr>
-        <w:t>Ashtorethi</w:t>
-      </w:r>
-      <w:r>
-        <w:rPr>
-          <w:lang w:val="sw_KE" w:bidi="sw_KE"/>
-        </w:rPr>
         <w:t xml:space="preserve">, </w:t>
-      </w:r>
-      <w:r>
-        <w:rPr>
-          <w:i/>
-          <w:lang w:val="sw_KE" w:bidi="sw_KE"/>
-        </w:rPr>
-        <w:t>Anathi</w:t>
-      </w:r>
-      <w:r>
-        <w:rPr>
-          <w:lang w:val="sw_KE" w:bidi="sw_KE"/>
-        </w:rPr>
-        <w:t xml:space="preserve">, na </w:t>
-      </w:r>
-      <w:r>
-        <w:rPr>
-          <w:i/>
-          <w:lang w:val="sw_KE" w:bidi="sw_KE"/>
-        </w:rPr>
-        <w:t>Ashera</w:t>
-      </w:r>
-      <w:r>
-        <w:rPr>
-          <w:lang w:val="sw_KE" w:bidi="sw_KE"/>
-        </w:rPr>
-        <w:t xml:space="preserve"> walikuwa miungu watatu wakuu wa kike katika kundi la miungu wa Kaanani. Walihusishwa zaidi na masuala ya ngono na vita. Jukumu lao kuu lilikuwa kuwa na mahusiano ya ngono ya kila mwaka na </w:t>
-      </w:r>
-      <w:r>
-        <w:rPr>
-          <w:i/>
-          <w:lang w:val="sw_KE" w:bidi="sw_KE"/>
-        </w:rPr>
-        <w:t>Baali</w:t>
-      </w:r>
-      <w:r>
-        <w:rPr>
-          <w:lang w:val="sw_KE" w:bidi="sw_KE"/>
-        </w:rPr>
-        <w:t xml:space="preserve">. Hii iliimarisha nguvu za </w:t>
-      </w:r>
-      <w:r>
-        <w:rPr>
-          <w:i/>
-          <w:lang w:val="sw_KE" w:bidi="sw_KE"/>
-        </w:rPr>
-        <w:t>Baali</w:t>
-      </w:r>
-      <w:r>
-        <w:rPr>
-          <w:lang w:val="sw_KE" w:bidi="sw_KE"/>
-        </w:rPr>
-        <w:t xml:space="preserve"> na kuhakikisha ardhi inabaki na rutuba.</w:t>
-      </w:r>
-    </w:p>
-    <w:p>
-      <w:pPr/>
-      <w:r>
-        <w:rPr>
-          <w:lang w:val="sw_KE" w:bidi="sw_KE"/>
-        </w:rPr>
-      </w:r>
-      <w:r>
-        <w:rPr>
-          <w:lang w:val="sw_KE" w:bidi="sw_KE"/>
-        </w:rPr>
-        <w:t xml:space="preserve">Wakanani waliamini kwamba nguvu za asili zilielezea mabadiliko ya misimu. Kuanzia Aprili hadi Oktoba, waliona kipindi cha ukame kama kifo cha </w:t>
-      </w:r>
-      <w:r>
-        <w:rPr>
-          <w:i/>
-          <w:lang w:val="sw_KE" w:bidi="sw_KE"/>
-        </w:rPr>
-        <w:t>Baali</w:t>
-      </w:r>
-      <w:r>
-        <w:rPr>
-          <w:lang w:val="sw_KE" w:bidi="sw_KE"/>
-        </w:rPr>
-        <w:t xml:space="preserve"> baada ya kushindwa katika vita kila chemchemi. Mvua za vuli ziliashiria ufufuo wa </w:t>
-      </w:r>
-      <w:r>
-        <w:rPr>
-          <w:i/>
-          <w:lang w:val="sw_KE" w:bidi="sw_KE"/>
-        </w:rPr>
-        <w:t>Baali</w:t>
-      </w:r>
-      <w:r>
-        <w:rPr>
-          <w:lang w:val="sw_KE" w:bidi="sw_KE"/>
-        </w:rPr>
-        <w:t xml:space="preserve"> kama Mungu wa mvua na mimea, zikidumu hadi Aprili inayofuata. Walidhani ardhi inakuwa yenye rutuba tena kwa sababu ya </w:t>
-      </w:r>
-      <w:r>
-        <w:rPr>
-          <w:i/>
-          <w:lang w:val="sw_KE" w:bidi="sw_KE"/>
-        </w:rPr>
-        <w:t>Baali</w:t>
-      </w:r>
-      <w:r>
-        <w:rPr>
-          <w:lang w:val="sw_KE" w:bidi="sw_KE"/>
-        </w:rPr>
-        <w:t xml:space="preserve"> kuungana kila mwaka na mwenzi wake wa kike. Shughuli zao za kidini zilijumuisha kuiga matendo ya miungu yao.</w:t>
-      </w:r>
-    </w:p>
-    <w:p>
-      <w:pPr/>
-      <w:r>
-        <w:rPr>
-          <w:lang w:val="sw_KE" w:bidi="sw_KE"/>
-        </w:rPr>
-      </w:r>
-      <w:r>
-        <w:rPr>
-          <w:lang w:val="sw_KE" w:bidi="sw_KE"/>
-        </w:rPr>
-        <w:t xml:space="preserve">Wakanaani waliabudu vitu walivyoamini vingewaletea manufaa ya kimwili. Ikiwa hili lingewafurahisha miungu na miungumungu, wangeweza kupata mavuno mazuri. Ikiwa Mungu alikasirika, watu wangeweza kutoa dhabihu za wanyama au binadamu ili kumtuliza Mungu (tazama </w:t>
       </w:r>
       <w:hyperlink r:id="rId44">
         <w:r>
@@ -1316,42 +1105,14 @@
             <w:color w:val="0000EE"/>
             <w:u w:val="single"/>
           </w:rPr>
-          <w:t>2 Wafalme 3:26–27</w:t>
+          <w:t>20</w:t>
         </w:r>
       </w:hyperlink>
       <w:r>
         <w:rPr>
           <w:lang w:val="sw_KE" w:bidi="sw_KE"/>
         </w:rPr>
-        <w:t>). Ibada ya Wakanaani ilijikita katika hofu na jaribio la kushawishi au kutuliza miungu.</w:t>
-      </w:r>
-    </w:p>
-    <w:p>
-      <w:pPr/>
-      <w:r>
-        <w:rPr>
-          <w:lang w:val="sw_KE" w:bidi="sw_KE"/>
-        </w:rPr>
-      </w:r>
-      <w:r>
-        <w:rPr>
-          <w:lang w:val="sw_KE" w:bidi="sw_KE"/>
-        </w:rPr>
-        <w:t>Mawasiliano kati ya dini nyingi za Mashariki ya Karibu ya kale yalisababisha changamoto za kijamii na kuazima desturi za kidini. Waaramu na Wafilisti waliotulia Kanaani walikubali desturi za Kikanaani. Vivyo hivyo, Waamori walijumuisha desturi za kidini za Kisumeri walipohamia Mesopotamia.</w:t>
-      </w:r>
-    </w:p>
-    <w:p>
-      <w:pPr/>
-      <w:r>
-        <w:rPr>
-          <w:lang w:val="sw_KE" w:bidi="sw_KE"/>
-        </w:rPr>
-      </w:r>
-      <w:r>
-        <w:rPr>
-          <w:lang w:val="sw_KE" w:bidi="sw_KE"/>
-        </w:rPr>
-        <w:t xml:space="preserve">Kinyume chake, Mungu wa Israeli, Yahweh, alihitaji uaminifu kamili. Ibada yake ilijengwa juu ya imani, si hofu. Kwa bahati mbaya, Waisraeli hawakudumisha imani yao kwa Mungu mmoja. Walikubali mawazo na desturi za kipagani, wakiabudu miungu ya Wakanaani kwa njia yao. Utamaduni wao ulipotoshwa na kumkasirisha Mungu. Matokeo yake, Mungu aliwahukumu na kuwatuma uhamishoni (tazama </w:t>
+        <w:t xml:space="preserve">; </w:t>
       </w:r>
       <w:hyperlink r:id="rId45">
         <w:r>
@@ -1362,7 +1123,7 @@
             <w:color w:val="0000EE"/>
             <w:u w:val="single"/>
           </w:rPr>
-          <w:t>2 Wafalme 17:5–23</w:t>
+          <w:t>2:6</w:t>
         </w:r>
       </w:hyperlink>
       <w:r>
@@ -1380,37 +1141,14 @@
             <w:color w:val="0000EE"/>
             <w:u w:val="single"/>
           </w:rPr>
-          <w:t>24:18–25:21</w:t>
+          <w:t>5:1–20</w:t>
         </w:r>
       </w:hyperlink>
       <w:r>
         <w:rPr>
           <w:lang w:val="sw_KE" w:bidi="sw_KE"/>
         </w:rPr>
-        <w:t>).</w:t>
-      </w:r>
-    </w:p>
-    <w:p>
-      <w:pPr/>
-      <w:r>
-        <w:rPr>
-          <w:lang w:val="sw_KE" w:bidi="sw_KE"/>
-        </w:rPr>
-      </w:r>
-      <w:r>
-        <w:rPr>
-          <w:u w:val="single"/>
-          <w:lang w:val="sw_KE" w:bidi="sw_KE"/>
-        </w:rPr>
-        <w:t>Sehemu za Kujifunza Zaidi</w:t>
-      </w:r>
-    </w:p>
-    <w:p>
-      <w:pPr/>
-      <w:r>
-        <w:rPr>
-          <w:lang w:val="sw_KE" w:bidi="sw_KE"/>
-        </w:rPr>
+        <w:t xml:space="preserve">; </w:t>
       </w:r>
       <w:hyperlink r:id="rId47">
         <w:r>
@@ -1421,7 +1159,79 @@
             <w:color w:val="0000EE"/>
             <w:u w:val="single"/>
           </w:rPr>
-          <w:t>1 Samweli 5:1–12</w:t>
+          <w:t>Wakolosai 1:13–14</w:t>
+        </w:r>
+      </w:hyperlink>
+      <w:r>
+        <w:rPr>
+          <w:lang w:val="sw_KE" w:bidi="sw_KE"/>
+        </w:rPr>
+        <w:t xml:space="preserve">; </w:t>
+      </w:r>
+      <w:hyperlink r:id="rId48">
+        <w:r>
+          <w:rPr>
+            <w:lang w:val="sw_KE" w:bidi="sw_KE"/>
+          </w:rPr>
+          <w:rPr>
+            <w:color w:val="0000EE"/>
+            <w:u w:val="single"/>
+          </w:rPr>
+          <w:t>Waebrania 6:4–5</w:t>
+        </w:r>
+      </w:hyperlink>
+      <w:r>
+        <w:rPr>
+          <w:lang w:val="sw_KE" w:bidi="sw_KE"/>
+        </w:rPr>
+        <w:t xml:space="preserve">; </w:t>
+      </w:r>
+      <w:hyperlink r:id="rId49">
+        <w:r>
+          <w:rPr>
+            <w:lang w:val="sw_KE" w:bidi="sw_KE"/>
+          </w:rPr>
+          <w:rPr>
+            <w:color w:val="0000EE"/>
+            <w:u w:val="single"/>
+          </w:rPr>
+          <w:t>12:18–29</w:t>
+        </w:r>
+      </w:hyperlink>
+      <w:r>
+        <w:rPr>
+          <w:lang w:val="sw_KE" w:bidi="sw_KE"/>
+        </w:rPr>
+        <w:t xml:space="preserve">; </w:t>
+      </w:r>
+      <w:hyperlink r:id="rId50">
+        <w:r>
+          <w:rPr>
+            <w:lang w:val="sw_KE" w:bidi="sw_KE"/>
+          </w:rPr>
+          <w:rPr>
+            <w:color w:val="0000EE"/>
+            <w:u w:val="single"/>
+          </w:rPr>
+          <w:t>Ufunuo 11:15</w:t>
+        </w:r>
+      </w:hyperlink>
+      <w:r>
+        <w:rPr>
+          <w:lang w:val="sw_KE" w:bidi="sw_KE"/>
+        </w:rPr>
+        <w:t xml:space="preserve">; </w:t>
+      </w:r>
+      <w:hyperlink r:id="rId51">
+        <w:r>
+          <w:rPr>
+            <w:lang w:val="sw_KE" w:bidi="sw_KE"/>
+          </w:rPr>
+          <w:rPr>
+            <w:color w:val="0000EE"/>
+            <w:u w:val="single"/>
+          </w:rPr>
+          <w:t>12:10</w:t>
         </w:r>
       </w:hyperlink>
       <w:r>
@@ -3324,18 +3134,6 @@
   </w:num>
   <w:num w:numId="13" w16cid:durableId="592781308">
     <w:abstractNumId w:val="11"/>
-  </w:num>
-  <w:num w:numId="14">
-    <w:abstractNumId w:val="3"/>
-    <w:lvlOverride w:ilvl="0">
-      <w:startOverride w:val="1"/>
-    </w:lvlOverride>
-  </w:num>
-  <w:num w:numId="15">
-    <w:abstractNumId w:val="3"/>
-    <w:lvlOverride w:ilvl="0">
-      <w:startOverride w:val="1"/>
-    </w:lvlOverride>
   </w:num>
   <w:numIdMacAtCleanup w:val="10"/>
 </w:numbering>

--- a/swh/docx/006.content.docx
+++ b/swh/docx/006.content.docx
@@ -19,7 +19,7 @@
         <w:rPr>
           <w:lang w:val="sw_KE" w:bidi="sw_KE"/>
         </w:rPr>
-        <w:t>Resource: Tyndale Open Study Notes</w:t>
+        <w:t>Resource: Aquifer Open Study Notes (Themes)</w:t>
       </w:r>
       <w:r>
         <w:rPr>
@@ -112,7 +112,7 @@
         <w:rPr>
           <w:lang w:val="sw_KE" w:bidi="sw_KE"/>
         </w:rPr>
-        <w:t>Tyndale Open Study Notes</w:t>
+        <w:t>Aquifer Open Study Notes (Themes)</w:t>
       </w:r>
     </w:p>
     <w:p>

--- a/swh/docx/006.content.docx
+++ b/swh/docx/006.content.docx
@@ -233,18 +233,12 @@
         </w:rPr>
         <w:t xml:space="preserve">Watu wa Kiyahudi katika wakati wa Paulo waliona tofauti wazi kati ya "wakati huu wa uovu" na "wakati wa utukufu ujao." Katika </w:t>
       </w:r>
-      <w:hyperlink r:id="rId13">
-        <w:r>
-          <w:rPr>
-            <w:lang w:val="sw_KE" w:bidi="sw_KE"/>
-          </w:rPr>
-          <w:rPr>
-            <w:color w:val="0000EE"/>
-            <w:u w:val="single"/>
-          </w:rPr>
-          <w:t>Warumi 5–8</w:t>
-        </w:r>
-      </w:hyperlink>
+      <w:r>
+        <w:rPr>
+          <w:lang w:val="sw_KE" w:bidi="sw_KE"/>
+        </w:rPr>
+        <w:t>Warumi 5–8</w:t>
+      </w:r>
       <w:r>
         <w:rPr>
           <w:lang w:val="sw_KE" w:bidi="sw_KE"/>
@@ -283,18 +277,12 @@
         </w:rPr>
         <w:t>kifo (</w:t>
       </w:r>
-      <w:hyperlink r:id="rId14">
-        <w:r>
-          <w:rPr>
-            <w:lang w:val="sw_KE" w:bidi="sw_KE"/>
-          </w:rPr>
-          <w:rPr>
-            <w:color w:val="0000EE"/>
-            <w:u w:val="single"/>
-          </w:rPr>
-          <w:t>Warumi 5:12–21</w:t>
-        </w:r>
-      </w:hyperlink>
+      <w:r>
+        <w:rPr>
+          <w:lang w:val="sw_KE" w:bidi="sw_KE"/>
+        </w:rPr>
+        <w:t>Warumi 5:12–21</w:t>
+      </w:r>
       <w:r>
         <w:rPr>
           <w:lang w:val="sw_KE" w:bidi="sw_KE"/>
@@ -319,18 +307,12 @@
         </w:rPr>
         <w:t xml:space="preserve">dhambi (sura </w:t>
       </w:r>
-      <w:hyperlink r:id="rId15">
-        <w:r>
-          <w:rPr>
-            <w:lang w:val="sw_KE" w:bidi="sw_KE"/>
-          </w:rPr>
-          <w:rPr>
-            <w:color w:val="0000EE"/>
-            <w:u w:val="single"/>
-          </w:rPr>
-          <w:t>6</w:t>
-        </w:r>
-      </w:hyperlink>
+      <w:r>
+        <w:rPr>
+          <w:lang w:val="sw_KE" w:bidi="sw_KE"/>
+        </w:rPr>
+        <w:t>6</w:t>
+      </w:r>
       <w:r>
         <w:rPr>
           <w:lang w:val="sw_KE" w:bidi="sw_KE"/>
@@ -355,18 +337,12 @@
         </w:rPr>
         <w:t xml:space="preserve">Sheria (Sura </w:t>
       </w:r>
-      <w:hyperlink r:id="rId16">
-        <w:r>
-          <w:rPr>
-            <w:lang w:val="sw_KE" w:bidi="sw_KE"/>
-          </w:rPr>
-          <w:rPr>
-            <w:color w:val="0000EE"/>
-            <w:u w:val="single"/>
-          </w:rPr>
-          <w:t>7</w:t>
-        </w:r>
-      </w:hyperlink>
+      <w:r>
+        <w:rPr>
+          <w:lang w:val="sw_KE" w:bidi="sw_KE"/>
+        </w:rPr>
+        <w:t>7</w:t>
+      </w:r>
       <w:r>
         <w:rPr>
           <w:lang w:val="sw_KE" w:bidi="sw_KE"/>
@@ -391,18 +367,12 @@
         </w:rPr>
         <w:t xml:space="preserve">mwenye dhambi wa asili ("mwili" katika </w:t>
       </w:r>
-      <w:hyperlink r:id="rId17">
-        <w:r>
-          <w:rPr>
-            <w:lang w:val="sw_KE" w:bidi="sw_KE"/>
-          </w:rPr>
-          <w:rPr>
-            <w:color w:val="0000EE"/>
-            <w:u w:val="single"/>
-          </w:rPr>
-          <w:t>8:1–11</w:t>
-        </w:r>
-      </w:hyperlink>
+      <w:r>
+        <w:rPr>
+          <w:lang w:val="sw_KE" w:bidi="sw_KE"/>
+        </w:rPr>
+        <w:t>8:1–11</w:t>
+      </w:r>
       <w:r>
         <w:rPr>
           <w:lang w:val="sw_KE" w:bidi="sw_KE"/>
@@ -441,18 +411,12 @@
         </w:rPr>
         <w:t>maisha (</w:t>
       </w:r>
-      <w:hyperlink r:id="rId18">
-        <w:r>
-          <w:rPr>
-            <w:lang w:val="sw_KE" w:bidi="sw_KE"/>
-          </w:rPr>
-          <w:rPr>
-            <w:color w:val="0000EE"/>
-            <w:u w:val="single"/>
-          </w:rPr>
-          <w:t>Warumi 5</w:t>
-        </w:r>
-      </w:hyperlink>
+      <w:r>
+        <w:rPr>
+          <w:lang w:val="sw_KE" w:bidi="sw_KE"/>
+        </w:rPr>
+        <w:t>Warumi 5</w:t>
+      </w:r>
       <w:r>
         <w:rPr>
           <w:lang w:val="sw_KE" w:bidi="sw_KE"/>
@@ -477,18 +441,12 @@
         </w:rPr>
         <w:t xml:space="preserve">maisha yenye haki (sura </w:t>
       </w:r>
-      <w:hyperlink r:id="rId15">
-        <w:r>
-          <w:rPr>
-            <w:lang w:val="sw_KE" w:bidi="sw_KE"/>
-          </w:rPr>
-          <w:rPr>
-            <w:color w:val="0000EE"/>
-            <w:u w:val="single"/>
-          </w:rPr>
-          <w:t>6</w:t>
-        </w:r>
-      </w:hyperlink>
+      <w:r>
+        <w:rPr>
+          <w:lang w:val="sw_KE" w:bidi="sw_KE"/>
+        </w:rPr>
+        <w:t>6</w:t>
+      </w:r>
       <w:r>
         <w:rPr>
           <w:lang w:val="sw_KE" w:bidi="sw_KE"/>
@@ -513,18 +471,12 @@
         </w:rPr>
         <w:t xml:space="preserve">neema (sura ya </w:t>
       </w:r>
-      <w:hyperlink r:id="rId15">
-        <w:r>
-          <w:rPr>
-            <w:lang w:val="sw_KE" w:bidi="sw_KE"/>
-          </w:rPr>
-          <w:rPr>
-            <w:color w:val="0000EE"/>
-            <w:u w:val="single"/>
-          </w:rPr>
-          <w:t>6</w:t>
-        </w:r>
-      </w:hyperlink>
+      <w:r>
+        <w:rPr>
+          <w:lang w:val="sw_KE" w:bidi="sw_KE"/>
+        </w:rPr>
+        <w:t>6</w:t>
+      </w:r>
       <w:r>
         <w:rPr>
           <w:lang w:val="sw_KE" w:bidi="sw_KE"/>
@@ -549,18 +501,12 @@
         </w:rPr>
         <w:t xml:space="preserve">roho mtakatifu (sura ya </w:t>
       </w:r>
-      <w:hyperlink r:id="rId19">
-        <w:r>
-          <w:rPr>
-            <w:lang w:val="sw_KE" w:bidi="sw_KE"/>
-          </w:rPr>
-          <w:rPr>
-            <w:color w:val="0000EE"/>
-            <w:u w:val="single"/>
-          </w:rPr>
-          <w:t>8</w:t>
-        </w:r>
-      </w:hyperlink>
+      <w:r>
+        <w:rPr>
+          <w:lang w:val="sw_KE" w:bidi="sw_KE"/>
+        </w:rPr>
+        <w:t>8</w:t>
+      </w:r>
       <w:r>
         <w:rPr>
           <w:lang w:val="sw_KE" w:bidi="sw_KE"/>
@@ -595,36 +541,24 @@
         </w:rPr>
         <w:t>Kila ufalme una kiongozi anayewakilisha watu wake. Adamu, mtu wa kwanza, anaongoza enzi ya zamani wa dhambi na kifo. Kristo anaongoza enzi mpya ya msamaha na uzima. Kwa asili, wanadamu wote ni wa enzi ya zamani ya dhambi na kifo, inayowakilishwa na Adamu. Dhambi na kifo chake vinaathiri mustakabali wa kila mtu (</w:t>
       </w:r>
-      <w:hyperlink r:id="rId20">
-        <w:r>
-          <w:rPr>
-            <w:lang w:val="sw_KE" w:bidi="sw_KE"/>
-          </w:rPr>
-          <w:rPr>
-            <w:color w:val="0000EE"/>
-            <w:u w:val="single"/>
-          </w:rPr>
-          <w:t>Warumi 5:12</w:t>
-        </w:r>
-      </w:hyperlink>
+      <w:r>
+        <w:rPr>
+          <w:lang w:val="sw_KE" w:bidi="sw_KE"/>
+        </w:rPr>
+        <w:t>Warumi 5:12</w:t>
+      </w:r>
       <w:r>
         <w:rPr>
           <w:lang w:val="sw_KE" w:bidi="sw_KE"/>
         </w:rPr>
         <w:t xml:space="preserve">, </w:t>
       </w:r>
-      <w:hyperlink r:id="rId21">
-        <w:r>
-          <w:rPr>
-            <w:lang w:val="sw_KE" w:bidi="sw_KE"/>
-          </w:rPr>
-          <w:rPr>
-            <w:color w:val="0000EE"/>
-            <w:u w:val="single"/>
-          </w:rPr>
-          <w:t>18–19</w:t>
-        </w:r>
-      </w:hyperlink>
+      <w:r>
+        <w:rPr>
+          <w:lang w:val="sw_KE" w:bidi="sw_KE"/>
+        </w:rPr>
+        <w:t>18–19</w:t>
+      </w:r>
       <w:r>
         <w:rPr>
           <w:lang w:val="sw_KE" w:bidi="sw_KE"/>
@@ -645,54 +579,36 @@
         </w:rPr>
         <w:t xml:space="preserve">Wale ambao wana imani kwa Mungu kupitia Yesu wanahamia katika enzi mpya ya maisha. Mungu alimteua Yesu Kristo kama "Adamu wa Pili" (tazama </w:t>
       </w:r>
-      <w:hyperlink r:id="rId22">
-        <w:r>
-          <w:rPr>
-            <w:lang w:val="sw_KE" w:bidi="sw_KE"/>
-          </w:rPr>
-          <w:rPr>
-            <w:color w:val="0000EE"/>
-            <w:u w:val="single"/>
-          </w:rPr>
-          <w:t>5:14</w:t>
-        </w:r>
-      </w:hyperlink>
+      <w:r>
+        <w:rPr>
+          <w:lang w:val="sw_KE" w:bidi="sw_KE"/>
+        </w:rPr>
+        <w:t>5:14</w:t>
+      </w:r>
       <w:r>
         <w:rPr>
           <w:lang w:val="sw_KE" w:bidi="sw_KE"/>
         </w:rPr>
         <w:t>). Kwa kumtii Mungu na kutimiza mapenzi yake, Yesu alipata ushindi mkubwa juu ya enzi ya dhambi ambayo Adamu alianza (</w:t>
       </w:r>
-      <w:hyperlink r:id="rId21">
-        <w:r>
-          <w:rPr>
-            <w:lang w:val="sw_KE" w:bidi="sw_KE"/>
-          </w:rPr>
-          <w:rPr>
-            <w:color w:val="0000EE"/>
-            <w:u w:val="single"/>
-          </w:rPr>
-          <w:t>5:18–19</w:t>
-        </w:r>
-      </w:hyperlink>
+      <w:r>
+        <w:rPr>
+          <w:lang w:val="sw_KE" w:bidi="sw_KE"/>
+        </w:rPr>
+        <w:t>5:18–19</w:t>
+      </w:r>
       <w:r>
         <w:rPr>
           <w:lang w:val="sw_KE" w:bidi="sw_KE"/>
         </w:rPr>
         <w:t>). Kwa kukubali zawadi ya neema ya Mungu, watu wanamchagua Yesu kama kiongozi wao na wanatumaini uzima wa milele (</w:t>
       </w:r>
-      <w:hyperlink r:id="rId23">
-        <w:r>
-          <w:rPr>
-            <w:lang w:val="sw_KE" w:bidi="sw_KE"/>
-          </w:rPr>
-          <w:rPr>
-            <w:color w:val="0000EE"/>
-            <w:u w:val="single"/>
-          </w:rPr>
-          <w:t>5:17</w:t>
-        </w:r>
-      </w:hyperlink>
+      <w:r>
+        <w:rPr>
+          <w:lang w:val="sw_KE" w:bidi="sw_KE"/>
+        </w:rPr>
+        <w:t>5:17</w:t>
+      </w:r>
       <w:r>
         <w:rPr>
           <w:lang w:val="sw_KE" w:bidi="sw_KE"/>
@@ -713,18 +629,12 @@
         </w:rPr>
         <w:t>Watu katika enzi mpya wanaungana na Kristo na kufurahia faida za muungano huu. Wamekufa na Kristo, wamezikwa na Kristo, na maisha yao mapya sasa na Kristo ni utangulizi wa siku watakayo "ishi naye" milele (</w:t>
       </w:r>
-      <w:hyperlink r:id="rId24">
-        <w:r>
-          <w:rPr>
-            <w:lang w:val="sw_KE" w:bidi="sw_KE"/>
-          </w:rPr>
-          <w:rPr>
-            <w:color w:val="0000EE"/>
-            <w:u w:val="single"/>
-          </w:rPr>
-          <w:t>Warumi 6:3–11</w:t>
-        </w:r>
-      </w:hyperlink>
+      <w:r>
+        <w:rPr>
+          <w:lang w:val="sw_KE" w:bidi="sw_KE"/>
+        </w:rPr>
+        <w:t>Warumi 6:3–11</w:t>
+      </w:r>
       <w:r>
         <w:rPr>
           <w:lang w:val="sw_KE" w:bidi="sw_KE"/>
@@ -754,486 +664,324 @@
           <w:lang w:val="sw_KE" w:bidi="sw_KE"/>
         </w:rPr>
       </w:r>
-      <w:hyperlink r:id="rId25">
-        <w:r>
-          <w:rPr>
-            <w:lang w:val="sw_KE" w:bidi="sw_KE"/>
-          </w:rPr>
-          <w:rPr>
-            <w:color w:val="0000EE"/>
-            <w:u w:val="single"/>
-          </w:rPr>
-          <w:t>Zaburi 2:1–10</w:t>
-        </w:r>
-      </w:hyperlink>
+      <w:r>
+        <w:rPr>
+          <w:lang w:val="sw_KE" w:bidi="sw_KE"/>
+        </w:rPr>
+        <w:t>Zaburi 2:1–10</w:t>
+      </w:r>
       <w:r>
         <w:rPr>
           <w:lang w:val="sw_KE" w:bidi="sw_KE"/>
         </w:rPr>
         <w:t xml:space="preserve">; </w:t>
       </w:r>
-      <w:hyperlink r:id="rId26">
-        <w:r>
-          <w:rPr>
-            <w:lang w:val="sw_KE" w:bidi="sw_KE"/>
-          </w:rPr>
-          <w:rPr>
-            <w:color w:val="0000EE"/>
-            <w:u w:val="single"/>
-          </w:rPr>
-          <w:t>110:2</w:t>
-        </w:r>
-      </w:hyperlink>
+      <w:r>
+        <w:rPr>
+          <w:lang w:val="sw_KE" w:bidi="sw_KE"/>
+        </w:rPr>
+        <w:t>110:2</w:t>
+      </w:r>
       <w:r>
         <w:rPr>
           <w:lang w:val="sw_KE" w:bidi="sw_KE"/>
         </w:rPr>
         <w:t xml:space="preserve">; </w:t>
       </w:r>
-      <w:hyperlink r:id="rId27">
-        <w:r>
-          <w:rPr>
-            <w:lang w:val="sw_KE" w:bidi="sw_KE"/>
-          </w:rPr>
-          <w:rPr>
-            <w:color w:val="0000EE"/>
-            <w:u w:val="single"/>
-          </w:rPr>
-          <w:t>145:13</w:t>
-        </w:r>
-      </w:hyperlink>
+      <w:r>
+        <w:rPr>
+          <w:lang w:val="sw_KE" w:bidi="sw_KE"/>
+        </w:rPr>
+        <w:t>145:13</w:t>
+      </w:r>
       <w:r>
         <w:rPr>
           <w:lang w:val="sw_KE" w:bidi="sw_KE"/>
         </w:rPr>
         <w:t xml:space="preserve">; </w:t>
       </w:r>
-      <w:hyperlink r:id="rId28">
-        <w:r>
-          <w:rPr>
-            <w:lang w:val="sw_KE" w:bidi="sw_KE"/>
-          </w:rPr>
-          <w:rPr>
-            <w:color w:val="0000EE"/>
-            <w:u w:val="single"/>
-          </w:rPr>
-          <w:t>Danieli 2:31–45</w:t>
-        </w:r>
-      </w:hyperlink>
+      <w:r>
+        <w:rPr>
+          <w:lang w:val="sw_KE" w:bidi="sw_KE"/>
+        </w:rPr>
+        <w:t>Danieli 2:31–45</w:t>
+      </w:r>
       <w:r>
         <w:rPr>
           <w:lang w:val="sw_KE" w:bidi="sw_KE"/>
         </w:rPr>
         <w:t xml:space="preserve">; </w:t>
       </w:r>
-      <w:hyperlink r:id="rId29">
-        <w:r>
-          <w:rPr>
-            <w:lang w:val="sw_KE" w:bidi="sw_KE"/>
-          </w:rPr>
-          <w:rPr>
-            <w:color w:val="0000EE"/>
-            <w:u w:val="single"/>
-          </w:rPr>
-          <w:t>7:1–28</w:t>
-        </w:r>
-      </w:hyperlink>
+      <w:r>
+        <w:rPr>
+          <w:lang w:val="sw_KE" w:bidi="sw_KE"/>
+        </w:rPr>
+        <w:t>7:1–28</w:t>
+      </w:r>
       <w:r>
         <w:rPr>
           <w:lang w:val="sw_KE" w:bidi="sw_KE"/>
         </w:rPr>
         <w:t xml:space="preserve">; </w:t>
       </w:r>
-      <w:hyperlink r:id="rId30">
-        <w:r>
-          <w:rPr>
-            <w:lang w:val="sw_KE" w:bidi="sw_KE"/>
-          </w:rPr>
-          <w:rPr>
-            <w:color w:val="0000EE"/>
-            <w:u w:val="single"/>
-          </w:rPr>
-          <w:t>Mathayo 3:2</w:t>
-        </w:r>
-      </w:hyperlink>
+      <w:r>
+        <w:rPr>
+          <w:lang w:val="sw_KE" w:bidi="sw_KE"/>
+        </w:rPr>
+        <w:t>Mathayo 3:2</w:t>
+      </w:r>
       <w:r>
         <w:rPr>
           <w:lang w:val="sw_KE" w:bidi="sw_KE"/>
         </w:rPr>
         <w:t xml:space="preserve">; </w:t>
       </w:r>
-      <w:hyperlink r:id="rId31">
-        <w:r>
-          <w:rPr>
-            <w:lang w:val="sw_KE" w:bidi="sw_KE"/>
-          </w:rPr>
-          <w:rPr>
-            <w:color w:val="0000EE"/>
-            <w:u w:val="single"/>
-          </w:rPr>
-          <w:t>6:10</w:t>
-        </w:r>
-      </w:hyperlink>
+      <w:r>
+        <w:rPr>
+          <w:lang w:val="sw_KE" w:bidi="sw_KE"/>
+        </w:rPr>
+        <w:t>6:10</w:t>
+      </w:r>
       <w:r>
         <w:rPr>
           <w:lang w:val="sw_KE" w:bidi="sw_KE"/>
         </w:rPr>
         <w:t xml:space="preserve">; </w:t>
       </w:r>
-      <w:hyperlink r:id="rId32">
-        <w:r>
-          <w:rPr>
-            <w:lang w:val="sw_KE" w:bidi="sw_KE"/>
-          </w:rPr>
-          <w:rPr>
-            <w:color w:val="0000EE"/>
-            <w:u w:val="single"/>
-          </w:rPr>
-          <w:t>7:13</w:t>
-        </w:r>
-      </w:hyperlink>
+      <w:r>
+        <w:rPr>
+          <w:lang w:val="sw_KE" w:bidi="sw_KE"/>
+        </w:rPr>
+        <w:t>7:13</w:t>
+      </w:r>
       <w:r>
         <w:rPr>
           <w:lang w:val="sw_KE" w:bidi="sw_KE"/>
         </w:rPr>
         <w:t xml:space="preserve">; </w:t>
       </w:r>
-      <w:hyperlink r:id="rId33">
-        <w:r>
-          <w:rPr>
-            <w:lang w:val="sw_KE" w:bidi="sw_KE"/>
-          </w:rPr>
-          <w:rPr>
-            <w:color w:val="0000EE"/>
-            <w:u w:val="single"/>
-          </w:rPr>
-          <w:t>8:11–12</w:t>
-        </w:r>
-      </w:hyperlink>
+      <w:r>
+        <w:rPr>
+          <w:lang w:val="sw_KE" w:bidi="sw_KE"/>
+        </w:rPr>
+        <w:t>8:11–12</w:t>
+      </w:r>
       <w:r>
         <w:rPr>
           <w:lang w:val="sw_KE" w:bidi="sw_KE"/>
         </w:rPr>
         <w:t xml:space="preserve">; </w:t>
       </w:r>
-      <w:hyperlink r:id="rId34">
-        <w:r>
-          <w:rPr>
-            <w:lang w:val="sw_KE" w:bidi="sw_KE"/>
-          </w:rPr>
-          <w:rPr>
-            <w:color w:val="0000EE"/>
-            <w:u w:val="single"/>
-          </w:rPr>
-          <w:t>12:25–28</w:t>
-        </w:r>
-      </w:hyperlink>
+      <w:r>
+        <w:rPr>
+          <w:lang w:val="sw_KE" w:bidi="sw_KE"/>
+        </w:rPr>
+        <w:t>12:25–28</w:t>
+      </w:r>
       <w:r>
         <w:rPr>
           <w:lang w:val="sw_KE" w:bidi="sw_KE"/>
         </w:rPr>
         <w:t xml:space="preserve">; </w:t>
       </w:r>
-      <w:hyperlink r:id="rId35">
-        <w:r>
-          <w:rPr>
-            <w:lang w:val="sw_KE" w:bidi="sw_KE"/>
-          </w:rPr>
-          <w:rPr>
-            <w:color w:val="0000EE"/>
-            <w:u w:val="single"/>
-          </w:rPr>
-          <w:t>13:44–52</w:t>
-        </w:r>
-      </w:hyperlink>
+      <w:r>
+        <w:rPr>
+          <w:lang w:val="sw_KE" w:bidi="sw_KE"/>
+        </w:rPr>
+        <w:t>13:44–52</w:t>
+      </w:r>
       <w:r>
         <w:rPr>
           <w:lang w:val="sw_KE" w:bidi="sw_KE"/>
         </w:rPr>
         <w:t xml:space="preserve">; </w:t>
       </w:r>
-      <w:hyperlink r:id="rId36">
-        <w:r>
-          <w:rPr>
-            <w:lang w:val="sw_KE" w:bidi="sw_KE"/>
-          </w:rPr>
-          <w:rPr>
-            <w:color w:val="0000EE"/>
-            <w:u w:val="single"/>
-          </w:rPr>
-          <w:t>20:25–28</w:t>
-        </w:r>
-      </w:hyperlink>
+      <w:r>
+        <w:rPr>
+          <w:lang w:val="sw_KE" w:bidi="sw_KE"/>
+        </w:rPr>
+        <w:t>20:25–28</w:t>
+      </w:r>
       <w:r>
         <w:rPr>
           <w:lang w:val="sw_KE" w:bidi="sw_KE"/>
         </w:rPr>
         <w:t xml:space="preserve">; </w:t>
       </w:r>
-      <w:hyperlink r:id="rId37">
-        <w:r>
-          <w:rPr>
-            <w:lang w:val="sw_KE" w:bidi="sw_KE"/>
-          </w:rPr>
-          <w:rPr>
-            <w:color w:val="0000EE"/>
-            <w:u w:val="single"/>
-          </w:rPr>
-          <w:t>Yohana 18:36</w:t>
-        </w:r>
-      </w:hyperlink>
+      <w:r>
+        <w:rPr>
+          <w:lang w:val="sw_KE" w:bidi="sw_KE"/>
+        </w:rPr>
+        <w:t>Yohana 18:36</w:t>
+      </w:r>
       <w:r>
         <w:rPr>
           <w:lang w:val="sw_KE" w:bidi="sw_KE"/>
         </w:rPr>
         <w:t xml:space="preserve">; </w:t>
       </w:r>
-      <w:hyperlink r:id="rId38">
-        <w:r>
-          <w:rPr>
-            <w:lang w:val="sw_KE" w:bidi="sw_KE"/>
-          </w:rPr>
-          <w:rPr>
-            <w:color w:val="0000EE"/>
-            <w:u w:val="single"/>
-          </w:rPr>
-          <w:t>Warumi 5:12–8:39</w:t>
-        </w:r>
-      </w:hyperlink>
+      <w:r>
+        <w:rPr>
+          <w:lang w:val="sw_KE" w:bidi="sw_KE"/>
+        </w:rPr>
+        <w:t>Warumi 5:12–8:39</w:t>
+      </w:r>
       <w:r>
         <w:rPr>
           <w:lang w:val="sw_KE" w:bidi="sw_KE"/>
         </w:rPr>
         <w:t xml:space="preserve">; </w:t>
       </w:r>
-      <w:hyperlink r:id="rId39">
-        <w:r>
-          <w:rPr>
-            <w:lang w:val="sw_KE" w:bidi="sw_KE"/>
-          </w:rPr>
-          <w:rPr>
-            <w:color w:val="0000EE"/>
-            <w:u w:val="single"/>
-          </w:rPr>
-          <w:t>14:17</w:t>
-        </w:r>
-      </w:hyperlink>
+      <w:r>
+        <w:rPr>
+          <w:lang w:val="sw_KE" w:bidi="sw_KE"/>
+        </w:rPr>
+        <w:t>14:17</w:t>
+      </w:r>
       <w:r>
         <w:rPr>
           <w:lang w:val="sw_KE" w:bidi="sw_KE"/>
         </w:rPr>
         <w:t xml:space="preserve">; </w:t>
       </w:r>
-      <w:hyperlink r:id="rId40">
-        <w:r>
-          <w:rPr>
-            <w:lang w:val="sw_KE" w:bidi="sw_KE"/>
-          </w:rPr>
-          <w:rPr>
-            <w:color w:val="0000EE"/>
-            <w:u w:val="single"/>
-          </w:rPr>
-          <w:t>1 Wakorintho 6:9–11</w:t>
-        </w:r>
-      </w:hyperlink>
+      <w:r>
+        <w:rPr>
+          <w:lang w:val="sw_KE" w:bidi="sw_KE"/>
+        </w:rPr>
+        <w:t>1 Wakorintho 6:9–11</w:t>
+      </w:r>
       <w:r>
         <w:rPr>
           <w:lang w:val="sw_KE" w:bidi="sw_KE"/>
         </w:rPr>
         <w:t xml:space="preserve">; </w:t>
       </w:r>
-      <w:hyperlink r:id="rId41">
-        <w:r>
-          <w:rPr>
-            <w:lang w:val="sw_KE" w:bidi="sw_KE"/>
-          </w:rPr>
-          <w:rPr>
-            <w:color w:val="0000EE"/>
-            <w:u w:val="single"/>
-          </w:rPr>
-          <w:t>15:20–28</w:t>
-        </w:r>
-      </w:hyperlink>
+      <w:r>
+        <w:rPr>
+          <w:lang w:val="sw_KE" w:bidi="sw_KE"/>
+        </w:rPr>
+        <w:t>15:20–28</w:t>
+      </w:r>
       <w:r>
         <w:rPr>
           <w:lang w:val="sw_KE" w:bidi="sw_KE"/>
         </w:rPr>
         <w:t xml:space="preserve">; </w:t>
       </w:r>
-      <w:hyperlink r:id="rId42">
-        <w:r>
-          <w:rPr>
-            <w:lang w:val="sw_KE" w:bidi="sw_KE"/>
-          </w:rPr>
-          <w:rPr>
-            <w:color w:val="0000EE"/>
-            <w:u w:val="single"/>
-          </w:rPr>
-          <w:t>Wagalatia 5:16–26</w:t>
-        </w:r>
-      </w:hyperlink>
+      <w:r>
+        <w:rPr>
+          <w:lang w:val="sw_KE" w:bidi="sw_KE"/>
+        </w:rPr>
+        <w:t>Wagalatia 5:16–26</w:t>
+      </w:r>
       <w:r>
         <w:rPr>
           <w:lang w:val="sw_KE" w:bidi="sw_KE"/>
         </w:rPr>
         <w:t xml:space="preserve">; </w:t>
       </w:r>
-      <w:hyperlink r:id="rId43">
-        <w:r>
-          <w:rPr>
-            <w:lang w:val="sw_KE" w:bidi="sw_KE"/>
-          </w:rPr>
-          <w:rPr>
-            <w:color w:val="0000EE"/>
-            <w:u w:val="single"/>
-          </w:rPr>
-          <w:t>Waefeso 1:3</w:t>
-        </w:r>
-      </w:hyperlink>
+      <w:r>
+        <w:rPr>
+          <w:lang w:val="sw_KE" w:bidi="sw_KE"/>
+        </w:rPr>
+        <w:t>Waefeso 1:3</w:t>
+      </w:r>
       <w:r>
         <w:rPr>
           <w:lang w:val="sw_KE" w:bidi="sw_KE"/>
         </w:rPr>
         <w:t xml:space="preserve">, </w:t>
       </w:r>
-      <w:hyperlink r:id="rId44">
-        <w:r>
-          <w:rPr>
-            <w:lang w:val="sw_KE" w:bidi="sw_KE"/>
-          </w:rPr>
-          <w:rPr>
-            <w:color w:val="0000EE"/>
-            <w:u w:val="single"/>
-          </w:rPr>
-          <w:t>20</w:t>
-        </w:r>
-      </w:hyperlink>
+      <w:r>
+        <w:rPr>
+          <w:lang w:val="sw_KE" w:bidi="sw_KE"/>
+        </w:rPr>
+        <w:t>20</w:t>
+      </w:r>
       <w:r>
         <w:rPr>
           <w:lang w:val="sw_KE" w:bidi="sw_KE"/>
         </w:rPr>
         <w:t xml:space="preserve">; </w:t>
       </w:r>
-      <w:hyperlink r:id="rId45">
-        <w:r>
-          <w:rPr>
-            <w:lang w:val="sw_KE" w:bidi="sw_KE"/>
-          </w:rPr>
-          <w:rPr>
-            <w:color w:val="0000EE"/>
-            <w:u w:val="single"/>
-          </w:rPr>
-          <w:t>2:6</w:t>
-        </w:r>
-      </w:hyperlink>
+      <w:r>
+        <w:rPr>
+          <w:lang w:val="sw_KE" w:bidi="sw_KE"/>
+        </w:rPr>
+        <w:t>2:6</w:t>
+      </w:r>
       <w:r>
         <w:rPr>
           <w:lang w:val="sw_KE" w:bidi="sw_KE"/>
         </w:rPr>
         <w:t xml:space="preserve">; </w:t>
       </w:r>
-      <w:hyperlink r:id="rId46">
-        <w:r>
-          <w:rPr>
-            <w:lang w:val="sw_KE" w:bidi="sw_KE"/>
-          </w:rPr>
-          <w:rPr>
-            <w:color w:val="0000EE"/>
-            <w:u w:val="single"/>
-          </w:rPr>
-          <w:t>5:1–20</w:t>
-        </w:r>
-      </w:hyperlink>
+      <w:r>
+        <w:rPr>
+          <w:lang w:val="sw_KE" w:bidi="sw_KE"/>
+        </w:rPr>
+        <w:t>5:1–20</w:t>
+      </w:r>
       <w:r>
         <w:rPr>
           <w:lang w:val="sw_KE" w:bidi="sw_KE"/>
         </w:rPr>
         <w:t xml:space="preserve">; </w:t>
       </w:r>
-      <w:hyperlink r:id="rId47">
-        <w:r>
-          <w:rPr>
-            <w:lang w:val="sw_KE" w:bidi="sw_KE"/>
-          </w:rPr>
-          <w:rPr>
-            <w:color w:val="0000EE"/>
-            <w:u w:val="single"/>
-          </w:rPr>
-          <w:t>Wakolosai 1:13–14</w:t>
-        </w:r>
-      </w:hyperlink>
+      <w:r>
+        <w:rPr>
+          <w:lang w:val="sw_KE" w:bidi="sw_KE"/>
+        </w:rPr>
+        <w:t>Wakolosai 1:13–14</w:t>
+      </w:r>
       <w:r>
         <w:rPr>
           <w:lang w:val="sw_KE" w:bidi="sw_KE"/>
         </w:rPr>
         <w:t xml:space="preserve">; </w:t>
       </w:r>
-      <w:hyperlink r:id="rId48">
-        <w:r>
-          <w:rPr>
-            <w:lang w:val="sw_KE" w:bidi="sw_KE"/>
-          </w:rPr>
-          <w:rPr>
-            <w:color w:val="0000EE"/>
-            <w:u w:val="single"/>
-          </w:rPr>
-          <w:t>Waebrania 6:4–5</w:t>
-        </w:r>
-      </w:hyperlink>
+      <w:r>
+        <w:rPr>
+          <w:lang w:val="sw_KE" w:bidi="sw_KE"/>
+        </w:rPr>
+        <w:t>Waebrania 6:4–5</w:t>
+      </w:r>
       <w:r>
         <w:rPr>
           <w:lang w:val="sw_KE" w:bidi="sw_KE"/>
         </w:rPr>
         <w:t xml:space="preserve">; </w:t>
       </w:r>
-      <w:hyperlink r:id="rId49">
-        <w:r>
-          <w:rPr>
-            <w:lang w:val="sw_KE" w:bidi="sw_KE"/>
-          </w:rPr>
-          <w:rPr>
-            <w:color w:val="0000EE"/>
-            <w:u w:val="single"/>
-          </w:rPr>
-          <w:t>12:18–29</w:t>
-        </w:r>
-      </w:hyperlink>
+      <w:r>
+        <w:rPr>
+          <w:lang w:val="sw_KE" w:bidi="sw_KE"/>
+        </w:rPr>
+        <w:t>12:18–29</w:t>
+      </w:r>
       <w:r>
         <w:rPr>
           <w:lang w:val="sw_KE" w:bidi="sw_KE"/>
         </w:rPr>
         <w:t xml:space="preserve">; </w:t>
       </w:r>
-      <w:hyperlink r:id="rId50">
-        <w:r>
-          <w:rPr>
-            <w:lang w:val="sw_KE" w:bidi="sw_KE"/>
-          </w:rPr>
-          <w:rPr>
-            <w:color w:val="0000EE"/>
-            <w:u w:val="single"/>
-          </w:rPr>
-          <w:t>Ufunuo 11:15</w:t>
-        </w:r>
-      </w:hyperlink>
+      <w:r>
+        <w:rPr>
+          <w:lang w:val="sw_KE" w:bidi="sw_KE"/>
+        </w:rPr>
+        <w:t>Ufunuo 11:15</w:t>
+      </w:r>
       <w:r>
         <w:rPr>
           <w:lang w:val="sw_KE" w:bidi="sw_KE"/>
         </w:rPr>
         <w:t xml:space="preserve">; </w:t>
       </w:r>
-      <w:hyperlink r:id="rId51">
-        <w:r>
-          <w:rPr>
-            <w:lang w:val="sw_KE" w:bidi="sw_KE"/>
-          </w:rPr>
-          <w:rPr>
-            <w:color w:val="0000EE"/>
-            <w:u w:val="single"/>
-          </w:rPr>
-          <w:t>12:10</w:t>
-        </w:r>
-      </w:hyperlink>
+      <w:r>
+        <w:rPr>
+          <w:lang w:val="sw_KE" w:bidi="sw_KE"/>
+        </w:rPr>
+        <w:t>12:10</w:t>
+      </w:r>
       <w:r>
         <w:rPr>
           <w:lang w:val="sw_KE" w:bidi="sw_KE"/>
